--- a/public/cv/Ahmed_Aziz_Mhiri_CV_English.docx
+++ b/public/cv/Ahmed_Aziz_Mhiri_CV_English.docx
@@ -2,365 +2,99 @@
 <file path=word/document.xml><?xml version="1.0" encoding="utf-8"?>
 <w:document xmlns:wpc="http://schemas.microsoft.com/office/word/2010/wordprocessingCanvas" xmlns:mo="http://schemas.microsoft.com/office/mac/office/2008/main" xmlns:mc="http://schemas.openxmlformats.org/markup-compatibility/2006" xmlns:mv="urn:schemas-microsoft-com:mac:vml" xmlns:o="urn:schemas-microsoft-com:office:office" xmlns:r="http://schemas.openxmlformats.org/officeDocument/2006/relationships" xmlns:m="http://schemas.openxmlformats.org/officeDocument/2006/math" xmlns:v="urn:schemas-microsoft-com:vml" xmlns:wp14="http://schemas.microsoft.com/office/word/2010/wordprocessingDrawing" xmlns:wp="http://schemas.openxmlformats.org/drawingml/2006/wordprocessingDrawing" xmlns:w10="urn:schemas-microsoft-com:office:word" xmlns:w="http://schemas.openxmlformats.org/wordprocessingml/2006/main" xmlns:w14="http://schemas.microsoft.com/office/word/2010/wordml" xmlns:wpg="http://schemas.microsoft.com/office/word/2010/wordprocessingGroup" xmlns:wpi="http://schemas.microsoft.com/office/word/2010/wordprocessingInk" xmlns:wne="http://schemas.microsoft.com/office/word/2006/wordml" xmlns:wps="http://schemas.microsoft.com/office/word/2010/wordprocessingShape" mc:Ignorable="w14 wp14">
   <w:body>
-    <w:p>
-      <w:pPr>
-        <w:spacing w:after="40"/>
-        <w:jc w:val="left"/>
-      </w:pPr>
-      <w:r>
-        <w:rPr>
-          <w:rFonts w:ascii="Arial" w:hAnsi="Arial" w:eastAsia="Arial"/>
-          <w:b/>
-          <w:color w:val="0D1B2F"/>
-          <w:sz w:val="43"/>
-        </w:rPr>
-        <w:t>AHMED AZIZ MHIRI</w:t>
-      </w:r>
-    </w:p>
-    <w:p>
-      <w:pPr>
-        <w:spacing w:after="40"/>
-      </w:pPr>
-      <w:r>
-        <w:rPr>
-          <w:rFonts w:ascii="Arial" w:hAnsi="Arial" w:eastAsia="Arial"/>
-          <w:b/>
-          <w:color w:val="B85E25"/>
-          <w:sz w:val="19"/>
-        </w:rPr>
-        <w:t>Data-Driven Marketing &amp; Commercial Analytics | Business Intelligence, Automation &amp; Digital Growth</w:t>
-      </w:r>
-    </w:p>
-    <w:p>
-      <w:pPr>
-        <w:spacing w:after="20"/>
-      </w:pPr>
-      <w:r>
-        <w:rPr>
-          <w:rFonts w:ascii="Arial" w:hAnsi="Arial" w:eastAsia="Arial"/>
-          <w:b w:val="0"/>
-          <w:color w:val="58687B"/>
-          <w:sz w:val="16"/>
-        </w:rPr>
-        <w:t>Sousse, Tunisia | mhiriaziz13@gmail.com | linkedin.com/in/ahmed-aziz-mhiri</w:t>
-      </w:r>
-    </w:p>
-    <w:p>
-      <w:pPr>
-        <w:spacing w:after="60"/>
-      </w:pPr>
-      <w:r>
-        <w:rPr>
-          <w:rFonts w:ascii="Arial" w:hAnsi="Arial" w:eastAsia="Arial"/>
-          <w:b/>
-          <w:color w:val="58687B"/>
-          <w:sz w:val="16"/>
-        </w:rPr>
-        <w:t>Available for Europe-based opportunities from Summer 2027</w:t>
-      </w:r>
-    </w:p>
-    <w:p>
-      <w:pPr>
-        <w:keepNext/>
-        <w:spacing w:before="160" w:after="60"/>
-        <w:pBdr>
-          <w:bottom w:val="single" w:sz="9" w:space="2" w:color="B85E25"/>
-        </w:pBdr>
-      </w:pPr>
-      <w:r>
-        <w:rPr>
-          <w:rFonts w:ascii="Arial" w:hAnsi="Arial" w:eastAsia="Arial"/>
-          <w:b/>
-          <w:caps/>
-          <w:color w:val="0D1B2F"/>
-          <w:sz w:val="19"/>
-        </w:rPr>
-        <w:t>PROFESSIONAL PROFILE</w:t>
-      </w:r>
-    </w:p>
-    <w:p>
-      <w:pPr>
-        <w:spacing w:after="40"/>
-      </w:pPr>
-      <w:r>
-        <w:rPr>
-          <w:rFonts w:ascii="Arial" w:hAnsi="Arial" w:eastAsia="Arial"/>
-          <w:b w:val="0"/>
-          <w:color w:val="58687B"/>
-          <w:sz w:val="17"/>
-        </w:rPr>
-        <w:t>Master’s student in Big Data Analytics &amp; E-Commerce at IHEC Carthage with a Business Intelligence background. Interested in connecting operational, customer and marketing data to commercial decisions, digital customer journeys and reliable business processes. Experience spans process automation, digital marketing, hotel performance analysis and AI-enabled applications.</w:t>
-      </w:r>
-    </w:p>
-    <w:p>
-      <w:pPr>
-        <w:keepNext/>
-        <w:spacing w:before="160" w:after="60"/>
-        <w:pBdr>
-          <w:bottom w:val="single" w:sz="9" w:space="2" w:color="B85E25"/>
-        </w:pBdr>
-      </w:pPr>
-      <w:r>
-        <w:rPr>
-          <w:rFonts w:ascii="Arial" w:hAnsi="Arial" w:eastAsia="Arial"/>
-          <w:b/>
-          <w:caps/>
-          <w:color w:val="0D1B2F"/>
-          <w:sz w:val="19"/>
-        </w:rPr>
-        <w:t>CORE EXPERTISE</w:t>
-      </w:r>
-    </w:p>
     <w:tbl>
       <w:tblPr>
         <w:tblW w:type="auto" w:w="0"/>
+        <w:jc w:val="center"/>
         <w:tblLayout w:type="fixed"/>
         <w:tblLook w:firstColumn="1" w:firstRow="1" w:lastColumn="0" w:lastRow="0" w:noHBand="0" w:noVBand="1" w:val="04A0"/>
       </w:tblPr>
       <w:tblGrid>
-        <w:gridCol w:w="2189"/>
-        <w:gridCol w:w="8136"/>
+        <w:gridCol w:w="10742"/>
       </w:tblGrid>
       <w:tr>
         <w:tc>
           <w:tcPr>
-            <w:tcW w:type="dxa" w:w="2189"/>
+            <w:tcW w:type="dxa" w:w="10742"/>
+            <w:shd w:fill="10263F" w:val="clear"/>
             <w:tcMar>
-              <w:top w:w="42" w:type="dxa"/>
-              <w:start w:w="80" w:type="dxa"/>
-              <w:bottom w:w="42" w:type="dxa"/>
-              <w:end w:w="80" w:type="dxa"/>
+              <w:top w:w="150" w:type="dxa"/>
+              <w:start w:w="170" w:type="dxa"/>
+              <w:bottom w:w="130" w:type="dxa"/>
+              <w:end w:w="160" w:type="dxa"/>
             </w:tcMar>
-            <w:tcBorders>
-              <w:bottom w:val="single" w:sz="3" w:color="D9E3EA"/>
-            </w:tcBorders>
-            <w:vAlign w:val="center"/>
-            <w:shd w:fill="F3F7FA"/>
-          </w:tcPr>
-          <w:p>
-            <w:pPr>
-              <w:spacing w:after="0"/>
-            </w:pPr>
-            <w:r>
-              <w:rPr>
-                <w:rFonts w:ascii="Arial" w:hAnsi="Arial" w:eastAsia="Arial"/>
-                <w:b/>
-                <w:color w:val="0D1B2F"/>
-                <w:sz w:val="15"/>
-              </w:rPr>
-              <w:t>Data &amp; BI</w:t>
-            </w:r>
-          </w:p>
-        </w:tc>
-        <w:tc>
-          <w:tcPr>
-            <w:tcW w:type="dxa" w:w="8136"/>
-            <w:tcMar>
-              <w:top w:w="42" w:type="dxa"/>
-              <w:start w:w="80" w:type="dxa"/>
-              <w:bottom w:w="42" w:type="dxa"/>
-              <w:end w:w="80" w:type="dxa"/>
-            </w:tcMar>
-            <w:tcBorders>
-              <w:bottom w:val="single" w:sz="3" w:color="D9E3EA"/>
-            </w:tcBorders>
             <w:vAlign w:val="center"/>
           </w:tcPr>
           <w:p>
             <w:pPr>
-              <w:spacing w:after="0"/>
+              <w:spacing w:before="0" w:after="0" w:line="240" w:lineRule="auto"/>
             </w:pPr>
             <w:r>
               <w:rPr>
-                <w:rFonts w:ascii="Arial" w:hAnsi="Arial" w:eastAsia="Arial"/>
-                <w:b w:val="0"/>
-                <w:color w:val="0D1B2F"/>
-                <w:sz w:val="16"/>
+                <w:rFonts w:ascii="Georgia" w:hAnsi="Georgia" w:eastAsia="Georgia" w:cs="Georgia"/>
+                <w:b/>
+                <w:color w:val="FFFFFF"/>
+                <w:sz w:val="37"/>
               </w:rPr>
-              <w:t>Data Analysis | Marketing Analytics | Commercial Analytics | Business Intelligence | KPI Analysis | Data Visualization | Financial Reporting | Excel</w:t>
+              <w:t>AHMED AZIZ MHIRI</w:t>
             </w:r>
           </w:p>
-        </w:tc>
-      </w:tr>
-      <w:tr>
-        <w:tc>
-          <w:tcPr>
-            <w:tcW w:type="dxa" w:w="2189"/>
-            <w:tcMar>
-              <w:top w:w="42" w:type="dxa"/>
-              <w:start w:w="80" w:type="dxa"/>
-              <w:bottom w:w="42" w:type="dxa"/>
-              <w:end w:w="80" w:type="dxa"/>
-            </w:tcMar>
-            <w:tcBorders>
-              <w:bottom w:val="single" w:sz="3" w:color="D9E3EA"/>
-            </w:tcBorders>
-            <w:vAlign w:val="center"/>
-            <w:shd w:fill="F3F7FA"/>
-          </w:tcPr>
           <w:p>
             <w:pPr>
-              <w:spacing w:after="0"/>
+              <w:spacing w:before="40" w:after="0" w:line="240" w:lineRule="auto"/>
             </w:pPr>
             <w:r>
               <w:rPr>
-                <w:rFonts w:ascii="Arial" w:hAnsi="Arial" w:eastAsia="Arial"/>
+                <w:rFonts w:ascii="Georgia" w:hAnsi="Georgia" w:eastAsia="Georgia" w:cs="Georgia"/>
                 <w:b/>
-                <w:color w:val="0D1B2F"/>
-                <w:sz w:val="15"/>
+                <w:caps/>
+                <w:color w:val="FFFFFF"/>
+                <w:sz w:val="21"/>
               </w:rPr>
-              <w:t>Growth</w:t>
+              <w:t>DATA-DRIVEN MARKETING &amp; COMMERCIAL ANALYTICS</w:t>
             </w:r>
           </w:p>
-        </w:tc>
-        <w:tc>
-          <w:tcPr>
-            <w:tcW w:type="dxa" w:w="8136"/>
-            <w:tcMar>
-              <w:top w:w="42" w:type="dxa"/>
-              <w:start w:w="80" w:type="dxa"/>
-              <w:bottom w:w="42" w:type="dxa"/>
-              <w:end w:w="80" w:type="dxa"/>
-            </w:tcMar>
-            <w:tcBorders>
-              <w:bottom w:val="single" w:sz="3" w:color="D9E3EA"/>
-            </w:tcBorders>
-            <w:vAlign w:val="center"/>
-          </w:tcPr>
           <w:p>
             <w:pPr>
-              <w:spacing w:after="0"/>
+              <w:spacing w:before="20" w:after="0" w:line="240" w:lineRule="auto"/>
             </w:pPr>
             <w:r>
               <w:rPr>
-                <w:rFonts w:ascii="Arial" w:hAnsi="Arial" w:eastAsia="Arial"/>
-                <w:b w:val="0"/>
-                <w:color w:val="0D1B2F"/>
-                <w:sz w:val="16"/>
+                <w:rFonts w:ascii="Georgia" w:hAnsi="Georgia" w:eastAsia="Georgia" w:cs="Georgia"/>
+                <w:color w:val="D0D6DE"/>
+                <w:sz w:val="19"/>
               </w:rPr>
-              <w:t>Digital Marketing | Customer Insights | Customer Journey | Local SEO | Email Marketing | Paid Social | Social Media Strategy | E-Commerce</w:t>
+              <w:t>Business Intelligence | Automation | Digital Growth</w:t>
             </w:r>
           </w:p>
-        </w:tc>
-      </w:tr>
-      <w:tr>
-        <w:tc>
-          <w:tcPr>
-            <w:tcW w:type="dxa" w:w="2189"/>
-            <w:tcMar>
-              <w:top w:w="42" w:type="dxa"/>
-              <w:start w:w="80" w:type="dxa"/>
-              <w:bottom w:w="42" w:type="dxa"/>
-              <w:end w:w="80" w:type="dxa"/>
-            </w:tcMar>
-            <w:tcBorders>
-              <w:bottom w:val="single" w:sz="3" w:color="D9E3EA"/>
-            </w:tcBorders>
-            <w:vAlign w:val="center"/>
-            <w:shd w:fill="F3F7FA"/>
-          </w:tcPr>
           <w:p>
             <w:pPr>
-              <w:spacing w:after="0"/>
+              <w:spacing w:before="160" w:after="0" w:line="240" w:lineRule="auto"/>
             </w:pPr>
             <w:r>
               <w:rPr>
-                <w:rFonts w:ascii="Arial" w:hAnsi="Arial" w:eastAsia="Arial"/>
-                <w:b/>
-                <w:color w:val="0D1B2F"/>
-                <w:sz w:val="15"/>
+                <w:rFonts w:ascii="Georgia" w:hAnsi="Georgia" w:eastAsia="Georgia" w:cs="Georgia"/>
+                <w:color w:val="F0C77D"/>
+                <w:sz w:val="18"/>
               </w:rPr>
-              <w:t>Automation</w:t>
+              <w:t xml:space="preserve">Sousse, Tunisia  |  </w:t>
             </w:r>
-          </w:p>
-        </w:tc>
-        <w:tc>
-          <w:tcPr>
-            <w:tcW w:type="dxa" w:w="8136"/>
-            <w:tcMar>
-              <w:top w:w="42" w:type="dxa"/>
-              <w:start w:w="80" w:type="dxa"/>
-              <w:bottom w:w="42" w:type="dxa"/>
-              <w:end w:w="80" w:type="dxa"/>
-            </w:tcMar>
-            <w:tcBorders>
-              <w:bottom w:val="single" w:sz="3" w:color="D9E3EA"/>
-            </w:tcBorders>
-            <w:vAlign w:val="center"/>
-          </w:tcPr>
-          <w:p>
-            <w:pPr>
-              <w:spacing w:after="0"/>
-            </w:pPr>
             <w:r>
               <w:rPr>
-                <w:rFonts w:ascii="Arial" w:hAnsi="Arial" w:eastAsia="Arial"/>
-                <w:b w:val="0"/>
-                <w:color w:val="0D1B2F"/>
-                <w:sz w:val="16"/>
+                <w:rFonts w:ascii="Georgia" w:hAnsi="Georgia" w:eastAsia="Georgia" w:cs="Georgia"/>
+                <w:b/>
+                <w:color w:val="F0C77D"/>
+                <w:sz w:val="18"/>
               </w:rPr>
-              <w:t>UiPath | Process Automation | Business Rules Automation | JSON | HTML Reporting | Angular | Spring Boot | REST APIs | RAG</w:t>
+              <w:t>mhiriaziz13@gmail.com</w:t>
             </w:r>
-          </w:p>
-        </w:tc>
-      </w:tr>
-      <w:tr>
-        <w:tc>
-          <w:tcPr>
-            <w:tcW w:type="dxa" w:w="2189"/>
-            <w:tcMar>
-              <w:top w:w="42" w:type="dxa"/>
-              <w:start w:w="80" w:type="dxa"/>
-              <w:bottom w:w="42" w:type="dxa"/>
-              <w:end w:w="80" w:type="dxa"/>
-            </w:tcMar>
-            <w:tcBorders>
-              <w:bottom w:val="single" w:sz="3" w:color="D9E3EA"/>
-            </w:tcBorders>
-            <w:vAlign w:val="center"/>
-            <w:shd w:fill="F3F7FA"/>
-          </w:tcPr>
-          <w:p>
-            <w:pPr>
-              <w:spacing w:after="0"/>
-            </w:pPr>
             <w:r>
               <w:rPr>
-                <w:rFonts w:ascii="Arial" w:hAnsi="Arial" w:eastAsia="Arial"/>
-                <w:b/>
-                <w:color w:val="0D1B2F"/>
-                <w:sz w:val="15"/>
+                <w:rFonts w:ascii="Georgia" w:hAnsi="Georgia" w:eastAsia="Georgia" w:cs="Georgia"/>
+                <w:color w:val="F0C77D"/>
+                <w:sz w:val="18"/>
               </w:rPr>
-              <w:t>Strengths</w:t>
-            </w:r>
-          </w:p>
-        </w:tc>
-        <w:tc>
-          <w:tcPr>
-            <w:tcW w:type="dxa" w:w="8136"/>
-            <w:tcMar>
-              <w:top w:w="42" w:type="dxa"/>
-              <w:start w:w="80" w:type="dxa"/>
-              <w:bottom w:w="42" w:type="dxa"/>
-              <w:end w:w="80" w:type="dxa"/>
-            </w:tcMar>
-            <w:tcBorders>
-              <w:bottom w:val="single" w:sz="3" w:color="D9E3EA"/>
-            </w:tcBorders>
-            <w:vAlign w:val="center"/>
-          </w:tcPr>
-          <w:p>
-            <w:pPr>
-              <w:spacing w:after="0"/>
-            </w:pPr>
-            <w:r>
-              <w:rPr>
-                <w:rFonts w:ascii="Arial" w:hAnsi="Arial" w:eastAsia="Arial"/>
-                <w:b w:val="0"/>
-                <w:color w:val="0D1B2F"/>
-                <w:sz w:val="16"/>
-              </w:rPr>
-              <w:t>Commercial Thinking | Problem Solving | Cross-Functional Collaboration | Process Improvement | Structured Communication</w:t>
+              <w:t xml:space="preserve">  |  linkedin.com/in/ahmed-aziz-mhiri</w:t>
             </w:r>
           </w:p>
         </w:tc>
@@ -368,19 +102,198 @@
     </w:tbl>
     <w:p>
       <w:pPr>
+        <w:spacing w:before="0" w:after="0" w:line="240" w:lineRule="auto"/>
+      </w:pPr>
+    </w:p>
+    <w:p>
+      <w:pPr>
         <w:keepNext/>
-        <w:spacing w:before="160" w:after="60"/>
+        <w:spacing w:before="120" w:after="80" w:line="240" w:lineRule="auto"/>
         <w:pBdr>
-          <w:bottom w:val="single" w:sz="9" w:space="2" w:color="B85E25"/>
+          <w:bottom w:val="single" w:sz="7" w:space="4" w:color="E29A3A"/>
         </w:pBdr>
       </w:pPr>
       <w:r>
         <w:rPr>
-          <w:rFonts w:ascii="Arial" w:hAnsi="Arial" w:eastAsia="Arial"/>
+          <w:rFonts w:ascii="Georgia" w:hAnsi="Georgia" w:eastAsia="Georgia" w:cs="Georgia"/>
           <w:b/>
           <w:caps/>
-          <w:color w:val="0D1B2F"/>
-          <w:sz w:val="19"/>
+          <w:color w:val="1C3654"/>
+          <w:sz w:val="22"/>
+        </w:rPr>
+        <w:t>PROFESSIONAL SUMMARY</w:t>
+      </w:r>
+    </w:p>
+    <w:p>
+      <w:pPr>
+        <w:spacing w:before="0" w:after="0" w:line="240" w:lineRule="auto"/>
+      </w:pPr>
+      <w:r>
+        <w:rPr>
+          <w:rFonts w:ascii="Georgia" w:hAnsi="Georgia" w:eastAsia="Georgia" w:cs="Georgia"/>
+          <w:i w:val="0"/>
+          <w:color w:val="45627D"/>
+          <w:sz w:val="18"/>
+        </w:rPr>
+        <w:t>Master's student in Big Data Analytics &amp; E-Commerce with a Business Intelligence background. Combines data analysis, digital marketing, process automation and commercial understanding to help organisations improve customer journeys, operational reliability and decision-making. Available for Europe-based opportunities from Summer 2027.</w:t>
+      </w:r>
+    </w:p>
+    <w:p>
+      <w:pPr>
+        <w:keepNext/>
+        <w:spacing w:before="120" w:after="60" w:line="240" w:lineRule="auto"/>
+        <w:pBdr>
+          <w:bottom w:val="single" w:sz="7" w:space="4" w:color="E29A3A"/>
+        </w:pBdr>
+      </w:pPr>
+      <w:r>
+        <w:rPr>
+          <w:rFonts w:ascii="Georgia" w:hAnsi="Georgia" w:eastAsia="Georgia" w:cs="Georgia"/>
+          <w:b/>
+          <w:caps/>
+          <w:color w:val="1C3654"/>
+          <w:sz w:val="22"/>
+        </w:rPr>
+        <w:t>CORE COMPETENCIES</w:t>
+      </w:r>
+    </w:p>
+    <w:tbl>
+      <w:tblPr>
+        <w:tblW w:type="auto" w:w="0"/>
+        <w:jc w:val="center"/>
+        <w:tblLayout w:type="fixed"/>
+        <w:tblLook w:firstColumn="1" w:firstRow="1" w:lastColumn="0" w:lastRow="0" w:noHBand="0" w:noVBand="1" w:val="04A0"/>
+        <w:tblBorders>
+          <w:top w:val="nil"/>
+          <w:left w:val="nil"/>
+          <w:bottom w:val="nil"/>
+          <w:right w:val="nil"/>
+          <w:insideH w:val="nil"/>
+          <w:insideV w:val="nil"/>
+        </w:tblBorders>
+      </w:tblPr>
+      <w:tblGrid>
+        <w:gridCol w:w="5371"/>
+        <w:gridCol w:w="5371"/>
+      </w:tblGrid>
+      <w:tr>
+        <w:tc>
+          <w:tcPr>
+            <w:tcW w:type="dxa" w:w="5371"/>
+            <w:shd w:fill="E8F0F7" w:val="clear"/>
+            <w:tcMar>
+              <w:top w:w="80" w:type="dxa"/>
+              <w:start w:w="100" w:type="dxa"/>
+              <w:bottom w:w="80" w:type="dxa"/>
+              <w:end w:w="100" w:type="dxa"/>
+            </w:tcMar>
+          </w:tcPr>
+          <w:p>
+            <w:pPr>
+              <w:spacing w:before="0" w:after="0" w:line="240" w:lineRule="auto"/>
+            </w:pPr>
+            <w:r>
+              <w:rPr>
+                <w:rFonts w:ascii="Georgia" w:hAnsi="Georgia" w:eastAsia="Georgia" w:cs="Georgia"/>
+                <w:b/>
+                <w:color w:val="1C3654"/>
+                <w:sz w:val="18"/>
+              </w:rPr>
+              <w:t>Data &amp; Business Intelligence</w:t>
+            </w:r>
+          </w:p>
+          <w:p>
+            <w:pPr>
+              <w:spacing w:before="20" w:after="0" w:line="240" w:lineRule="auto"/>
+            </w:pPr>
+            <w:r>
+              <w:rPr>
+                <w:rFonts w:ascii="Georgia" w:hAnsi="Georgia" w:eastAsia="Georgia" w:cs="Georgia"/>
+                <w:color w:val="45627D"/>
+                <w:sz w:val="17"/>
+              </w:rPr>
+              <w:t>Data Analysis, Marketing Analytics, Commercial Analytics, Business Intelligence, KPI Analysis, Data Visualization, Financial Reporting, Excel</w:t>
+            </w:r>
+          </w:p>
+        </w:tc>
+        <w:tc>
+          <w:tcPr>
+            <w:tcW w:type="dxa" w:w="5371"/>
+            <w:shd w:fill="E8F0F7" w:val="clear"/>
+            <w:tcMar>
+              <w:top w:w="80" w:type="dxa"/>
+              <w:start w:w="100" w:type="dxa"/>
+              <w:bottom w:w="80" w:type="dxa"/>
+              <w:end w:w="100" w:type="dxa"/>
+            </w:tcMar>
+          </w:tcPr>
+          <w:p>
+            <w:pPr>
+              <w:spacing w:before="0" w:after="0" w:line="240" w:lineRule="auto"/>
+            </w:pPr>
+            <w:r>
+              <w:rPr>
+                <w:rFonts w:ascii="Georgia" w:hAnsi="Georgia" w:eastAsia="Georgia" w:cs="Georgia"/>
+                <w:b/>
+                <w:color w:val="1C3654"/>
+                <w:sz w:val="18"/>
+              </w:rPr>
+              <w:t>Digital Marketing &amp; Customer Growth</w:t>
+            </w:r>
+          </w:p>
+          <w:p>
+            <w:pPr>
+              <w:spacing w:before="20" w:after="0" w:line="240" w:lineRule="auto"/>
+            </w:pPr>
+            <w:r>
+              <w:rPr>
+                <w:rFonts w:ascii="Georgia" w:hAnsi="Georgia" w:eastAsia="Georgia" w:cs="Georgia"/>
+                <w:color w:val="45627D"/>
+                <w:sz w:val="17"/>
+              </w:rPr>
+              <w:t>Digital Marketing, Customer Insights, Customer Journey, Local SEO, Email Marketing, Paid Social, Social Media Strategy, E-Commerce</w:t>
+            </w:r>
+          </w:p>
+        </w:tc>
+      </w:tr>
+    </w:tbl>
+    <w:p>
+      <w:pPr>
+        <w:spacing w:before="60" w:after="0" w:line="240" w:lineRule="auto"/>
+      </w:pPr>
+      <w:r>
+        <w:rPr>
+          <w:rFonts w:ascii="Georgia" w:hAnsi="Georgia" w:eastAsia="Georgia" w:cs="Georgia"/>
+          <w:b/>
+          <w:color w:val="1C3654"/>
+          <w:sz w:val="17"/>
+        </w:rPr>
+        <w:t xml:space="preserve">Automation &amp; Technology: </w:t>
+      </w:r>
+      <w:r>
+        <w:rPr>
+          <w:rFonts w:ascii="Georgia" w:hAnsi="Georgia" w:eastAsia="Georgia" w:cs="Georgia"/>
+          <w:color w:val="45627D"/>
+          <w:sz w:val="17"/>
+        </w:rPr>
+        <w:t>UiPath, Process Automation, Business Rules Automation, JSON, HTML Reporting, Angular, Spring Boot, REST APIs, RAG</w:t>
+      </w:r>
+    </w:p>
+    <w:p>
+      <w:pPr>
+        <w:keepNext/>
+        <w:spacing w:before="160" w:after="60" w:line="240" w:lineRule="auto"/>
+        <w:pBdr>
+          <w:bottom w:val="single" w:sz="7" w:space="4" w:color="E29A3A"/>
+        </w:pBdr>
+      </w:pPr>
+      <w:r>
+        <w:rPr>
+          <w:rFonts w:ascii="Georgia" w:hAnsi="Georgia" w:eastAsia="Georgia" w:cs="Georgia"/>
+          <w:b/>
+          <w:caps/>
+          <w:color w:val="1C3654"/>
+          <w:sz w:val="22"/>
         </w:rPr>
         <w:t>PROFESSIONAL EXPERIENCE</w:t>
       </w:r>
@@ -388,923 +301,858 @@
     <w:p>
       <w:pPr>
         <w:keepNext/>
-        <w:spacing w:before="80" w:after="20"/>
+        <w:spacing w:before="60" w:after="0" w:line="240" w:lineRule="auto"/>
       </w:pPr>
       <w:r>
         <w:rPr>
-          <w:rFonts w:ascii="Arial" w:hAnsi="Arial" w:eastAsia="Arial"/>
+          <w:rFonts w:ascii="Georgia" w:hAnsi="Georgia" w:eastAsia="Georgia" w:cs="Georgia"/>
           <w:b/>
-          <w:color w:val="0D1B2F"/>
-          <w:sz w:val="18"/>
+          <w:color w:val="1C3654"/>
+          <w:sz w:val="19"/>
         </w:rPr>
-        <w:t>Head of IT Services - Process Automation &amp; Business Systems</w:t>
-      </w:r>
-      <w:r>
-        <w:rPr>
-          <w:rFonts w:ascii="Arial" w:hAnsi="Arial" w:eastAsia="Arial"/>
-          <w:b/>
-          <w:color w:val="0D1B2F"/>
-          <w:sz w:val="18"/>
-        </w:rPr>
-        <w:t xml:space="preserve"> | Sunshine Vacances France</w:t>
-      </w:r>
-      <w:r>
-        <w:rPr>
-          <w:rFonts w:ascii="Arial" w:hAnsi="Arial" w:eastAsia="Arial"/>
-          <w:b w:val="0"/>
-          <w:color w:val="58687B"/>
-          <w:sz w:val="15"/>
-        </w:rPr>
-        <w:t xml:space="preserve"> | Jul 2025 - Present | Sousse, Tunisia</w:t>
+        <w:t>Sunshine Vacances France</w:t>
       </w:r>
     </w:p>
     <w:p>
       <w:pPr>
-        <w:spacing w:after="10" w:line="240" w:lineRule="auto"/>
-        <w:ind w:left="202" w:hanging="173"/>
+        <w:keepNext/>
+        <w:spacing w:before="0" w:after="0" w:line="240" w:lineRule="auto"/>
       </w:pPr>
       <w:r>
         <w:rPr>
-          <w:rFonts w:ascii="Arial" w:hAnsi="Arial" w:eastAsia="Arial"/>
+          <w:rFonts w:ascii="Georgia" w:hAnsi="Georgia" w:eastAsia="Georgia" w:cs="Georgia"/>
           <w:b/>
-          <w:color w:val="B85E25"/>
-          <w:sz w:val="16"/>
+          <w:color w:val="1E1E1E"/>
+          <w:sz w:val="18"/>
         </w:rPr>
-        <w:t xml:space="preserve">- </w:t>
+        <w:t>Head of IT Services | Process Automation &amp; Business Systems</w:t>
       </w:r>
       <w:r>
         <w:rPr>
-          <w:rFonts w:ascii="Arial" w:hAnsi="Arial" w:eastAsia="Arial"/>
-          <w:b w:val="0"/>
-          <w:color w:val="0D1B2F"/>
-          <w:sz w:val="16"/>
+          <w:rFonts w:ascii="Georgia" w:hAnsi="Georgia" w:eastAsia="Georgia" w:cs="Georgia"/>
+          <w:color w:val="7A8793"/>
+          <w:sz w:val="18"/>
+        </w:rPr>
+        <w:t xml:space="preserve">  |  </w:t>
+      </w:r>
+      <w:r>
+        <w:rPr>
+          <w:rFonts w:ascii="Georgia" w:hAnsi="Georgia" w:eastAsia="Georgia" w:cs="Georgia"/>
+          <w:color w:val="657A8F"/>
+          <w:sz w:val="18"/>
+        </w:rPr>
+        <w:t>Jul 2025 - Present | Sousse, Tunisia</w:t>
+      </w:r>
+    </w:p>
+    <w:p>
+      <w:pPr>
+        <w:spacing w:before="0" w:after="0" w:line="240" w:lineRule="auto"/>
+        <w:ind w:left="245" w:hanging="187"/>
+      </w:pPr>
+      <w:r>
+        <w:rPr>
+          <w:rFonts w:ascii="Georgia" w:hAnsi="Georgia" w:eastAsia="Georgia" w:cs="Georgia"/>
+          <w:color w:val="1E1E1E"/>
+          <w:sz w:val="18"/>
+        </w:rPr>
+        <w:t xml:space="preserve">• </w:t>
+      </w:r>
+      <w:r>
+        <w:rPr>
+          <w:rFonts w:ascii="Georgia" w:hAnsi="Georgia" w:eastAsia="Georgia" w:cs="Georgia"/>
+          <w:color w:val="1E1E1E"/>
+          <w:sz w:val="18"/>
+        </w:rPr>
+        <w:t>Led business-process improvement initiatives for tourism operations, with a focus on automation, data reliability and auditability.</w:t>
+      </w:r>
+    </w:p>
+    <w:p>
+      <w:pPr>
+        <w:spacing w:before="0" w:after="0" w:line="240" w:lineRule="auto"/>
+        <w:ind w:left="245" w:hanging="187"/>
+      </w:pPr>
+      <w:r>
+        <w:rPr>
+          <w:rFonts w:ascii="Georgia" w:hAnsi="Georgia" w:eastAsia="Georgia" w:cs="Georgia"/>
+          <w:color w:val="1E1E1E"/>
+          <w:sz w:val="18"/>
+        </w:rPr>
+        <w:t xml:space="preserve">• </w:t>
+      </w:r>
+      <w:r>
+        <w:rPr>
+          <w:rFonts w:ascii="Georgia" w:hAnsi="Georgia" w:eastAsia="Georgia" w:cs="Georgia"/>
+          <w:color w:val="1E1E1E"/>
+          <w:sz w:val="18"/>
         </w:rPr>
         <w:t>Designed and expanded a UiPath workflow for invoice validation and reconciliation across invoices, vouchers, reservations and stay-related data.</w:t>
       </w:r>
     </w:p>
     <w:p>
       <w:pPr>
-        <w:spacing w:after="10" w:line="240" w:lineRule="auto"/>
-        <w:ind w:left="202" w:hanging="173"/>
+        <w:spacing w:before="0" w:after="0" w:line="240" w:lineRule="auto"/>
+        <w:ind w:left="245" w:hanging="187"/>
       </w:pPr>
       <w:r>
         <w:rPr>
-          <w:rFonts w:ascii="Arial" w:hAnsi="Arial" w:eastAsia="Arial"/>
-          <w:b/>
-          <w:color w:val="B85E25"/>
-          <w:sz w:val="16"/>
+          <w:rFonts w:ascii="Georgia" w:hAnsi="Georgia" w:eastAsia="Georgia" w:cs="Georgia"/>
+          <w:color w:val="1E1E1E"/>
+          <w:sz w:val="18"/>
         </w:rPr>
-        <w:t xml:space="preserve">- </w:t>
+        <w:t xml:space="preserve">• </w:t>
       </w:r>
       <w:r>
         <w:rPr>
-          <w:rFonts w:ascii="Arial" w:hAnsi="Arial" w:eastAsia="Arial"/>
-          <w:b w:val="0"/>
-          <w:color w:val="0D1B2F"/>
-          <w:sz w:val="16"/>
+          <w:rFonts w:ascii="Georgia" w:hAnsi="Georgia" w:eastAsia="Georgia" w:cs="Georgia"/>
+          <w:color w:val="1E1E1E"/>
+          <w:sz w:val="18"/>
         </w:rPr>
-        <w:t>Automated commercial rules covering room rates, board types, discounts, supplements and special offers.</w:t>
-      </w:r>
-    </w:p>
-    <w:p>
-      <w:pPr>
-        <w:spacing w:after="10" w:line="240" w:lineRule="auto"/>
-        <w:ind w:left="202" w:hanging="173"/>
-      </w:pPr>
-      <w:r>
-        <w:rPr>
-          <w:rFonts w:ascii="Arial" w:hAnsi="Arial" w:eastAsia="Arial"/>
-          <w:b/>
-          <w:color w:val="B85E25"/>
-          <w:sz w:val="16"/>
-        </w:rPr>
-        <w:t xml:space="preserve">- </w:t>
-      </w:r>
-      <w:r>
-        <w:rPr>
-          <w:rFonts w:ascii="Arial" w:hAnsi="Arial" w:eastAsia="Arial"/>
-          <w:b w:val="0"/>
-          <w:color w:val="0D1B2F"/>
-          <w:sz w:val="16"/>
-        </w:rPr>
-        <w:t>Generated structured JSON outputs and HTML reports to support audit, review and operational follow-up; adapted controls to multiple agency and hotel configurations.</w:t>
+        <w:t>Automated business rules covering room rates, board types, discounts, supplements and special offers; generated structured JSON outputs and HTML reports for review and audit follow-up.</w:t>
       </w:r>
     </w:p>
     <w:p>
       <w:pPr>
         <w:keepNext/>
-        <w:spacing w:before="80" w:after="20"/>
+        <w:spacing w:before="60" w:after="0" w:line="240" w:lineRule="auto"/>
       </w:pPr>
       <w:r>
         <w:rPr>
-          <w:rFonts w:ascii="Arial" w:hAnsi="Arial" w:eastAsia="Arial"/>
+          <w:rFonts w:ascii="Georgia" w:hAnsi="Georgia" w:eastAsia="Georgia" w:cs="Georgia"/>
           <w:b/>
-          <w:color w:val="0D1B2F"/>
+          <w:color w:val="1C3654"/>
+          <w:sz w:val="19"/>
+        </w:rPr>
+        <w:t>Maison Salina</w:t>
+      </w:r>
+    </w:p>
+    <w:p>
+      <w:pPr>
+        <w:keepNext/>
+        <w:spacing w:before="0" w:after="0" w:line="240" w:lineRule="auto"/>
+      </w:pPr>
+      <w:r>
+        <w:rPr>
+          <w:rFonts w:ascii="Georgia" w:hAnsi="Georgia" w:eastAsia="Georgia" w:cs="Georgia"/>
+          <w:b/>
+          <w:color w:val="1E1E1E"/>
+          <w:sz w:val="18"/>
+        </w:rPr>
+        <w:t>Commercial &amp; Digital Marketing Manager</w:t>
+      </w:r>
+      <w:r>
+        <w:rPr>
+          <w:rFonts w:ascii="Georgia" w:hAnsi="Georgia" w:eastAsia="Georgia" w:cs="Georgia"/>
+          <w:color w:val="7A8793"/>
+          <w:sz w:val="18"/>
+        </w:rPr>
+        <w:t xml:space="preserve">  |  </w:t>
+      </w:r>
+      <w:r>
+        <w:rPr>
+          <w:rFonts w:ascii="Georgia" w:hAnsi="Georgia" w:eastAsia="Georgia" w:cs="Georgia"/>
+          <w:color w:val="657A8F"/>
+          <w:sz w:val="18"/>
+        </w:rPr>
+        <w:t>Apr 2025 - Sep 2025 | Sousse, Tunisia</w:t>
+      </w:r>
+    </w:p>
+    <w:p>
+      <w:pPr>
+        <w:spacing w:before="0" w:after="0" w:line="240" w:lineRule="auto"/>
+        <w:ind w:left="245" w:hanging="187"/>
+      </w:pPr>
+      <w:r>
+        <w:rPr>
+          <w:rFonts w:ascii="Georgia" w:hAnsi="Georgia" w:eastAsia="Georgia" w:cs="Georgia"/>
+          <w:color w:val="1E1E1E"/>
+          <w:sz w:val="18"/>
+        </w:rPr>
+        <w:t xml:space="preserve">• </w:t>
+      </w:r>
+      <w:r>
+        <w:rPr>
+          <w:rFonts w:ascii="Georgia" w:hAnsi="Georgia" w:eastAsia="Georgia" w:cs="Georgia"/>
+          <w:color w:val="1E1E1E"/>
+          <w:sz w:val="18"/>
+        </w:rPr>
+        <w:t>Led commercial and digital initiatives for a long-established home-furnishing business, supporting visibility, customer engagement and growth.</w:t>
+      </w:r>
+    </w:p>
+    <w:p>
+      <w:pPr>
+        <w:spacing w:before="0" w:after="0" w:line="240" w:lineRule="auto"/>
+        <w:ind w:left="245" w:hanging="187"/>
+      </w:pPr>
+      <w:r>
+        <w:rPr>
+          <w:rFonts w:ascii="Georgia" w:hAnsi="Georgia" w:eastAsia="Georgia" w:cs="Georgia"/>
+          <w:color w:val="1E1E1E"/>
+          <w:sz w:val="18"/>
+        </w:rPr>
+        <w:t xml:space="preserve">• </w:t>
+      </w:r>
+      <w:r>
+        <w:rPr>
+          <w:rFonts w:ascii="Georgia" w:hAnsi="Georgia" w:eastAsia="Georgia" w:cs="Georgia"/>
+          <w:color w:val="1E1E1E"/>
+          <w:sz w:val="18"/>
+        </w:rPr>
+        <w:t>Developed digital marketing initiatives aligned with commercial objectives and brand positioning; supported strategic collaborations and online communication.</w:t>
+      </w:r>
+    </w:p>
+    <w:p>
+      <w:pPr>
+        <w:keepNext/>
+        <w:spacing w:before="60" w:after="0" w:line="240" w:lineRule="auto"/>
+      </w:pPr>
+      <w:r>
+        <w:rPr>
+          <w:rFonts w:ascii="Georgia" w:hAnsi="Georgia" w:eastAsia="Georgia" w:cs="Georgia"/>
+          <w:b/>
+          <w:color w:val="1C3654"/>
+          <w:sz w:val="19"/>
+        </w:rPr>
+        <w:t>Confidential Client - Men's Barbershop, France</w:t>
+      </w:r>
+    </w:p>
+    <w:p>
+      <w:pPr>
+        <w:keepNext/>
+        <w:spacing w:before="0" w:after="0" w:line="240" w:lineRule="auto"/>
+      </w:pPr>
+      <w:r>
+        <w:rPr>
+          <w:rFonts w:ascii="Georgia" w:hAnsi="Georgia" w:eastAsia="Georgia" w:cs="Georgia"/>
+          <w:b/>
+          <w:color w:val="1E1E1E"/>
           <w:sz w:val="18"/>
         </w:rPr>
         <w:t>Digital Marketing &amp; Automation Consultant</w:t>
       </w:r>
       <w:r>
         <w:rPr>
-          <w:rFonts w:ascii="Arial" w:hAnsi="Arial" w:eastAsia="Arial"/>
-          <w:b/>
-          <w:color w:val="0D1B2F"/>
+          <w:rFonts w:ascii="Georgia" w:hAnsi="Georgia" w:eastAsia="Georgia" w:cs="Georgia"/>
+          <w:color w:val="7A8793"/>
           <w:sz w:val="18"/>
         </w:rPr>
-        <w:t xml:space="preserve"> | Confidential Client - Men’s Barbershop</w:t>
+        <w:t xml:space="preserve">  |  </w:t>
       </w:r>
       <w:r>
         <w:rPr>
-          <w:rFonts w:ascii="Arial" w:hAnsi="Arial" w:eastAsia="Arial"/>
-          <w:b w:val="0"/>
-          <w:color w:val="58687B"/>
-          <w:sz w:val="15"/>
+          <w:rFonts w:ascii="Georgia" w:hAnsi="Georgia" w:eastAsia="Georgia" w:cs="Georgia"/>
+          <w:color w:val="657A8F"/>
+          <w:sz w:val="18"/>
         </w:rPr>
-        <w:t xml:space="preserve"> | Feb 2025 - Jul 2025 | Noisy-le-Grand, France</w:t>
+        <w:t>Feb 2025 - Jul 2025 | Noisy-le-Grand, France</w:t>
       </w:r>
     </w:p>
     <w:p>
       <w:pPr>
-        <w:spacing w:after="10" w:line="240" w:lineRule="auto"/>
-        <w:ind w:left="202" w:hanging="173"/>
+        <w:spacing w:before="0" w:after="0" w:line="240" w:lineRule="auto"/>
+        <w:ind w:left="245" w:hanging="187"/>
       </w:pPr>
       <w:r>
         <w:rPr>
-          <w:rFonts w:ascii="Arial" w:hAnsi="Arial" w:eastAsia="Arial"/>
-          <w:b/>
-          <w:color w:val="B85E25"/>
-          <w:sz w:val="16"/>
+          <w:rFonts w:ascii="Georgia" w:hAnsi="Georgia" w:eastAsia="Georgia" w:cs="Georgia"/>
+          <w:color w:val="1E1E1E"/>
+          <w:sz w:val="18"/>
         </w:rPr>
-        <w:t xml:space="preserve">- </w:t>
+        <w:t xml:space="preserve">• </w:t>
       </w:r>
       <w:r>
         <w:rPr>
-          <w:rFonts w:ascii="Arial" w:hAnsi="Arial" w:eastAsia="Arial"/>
-          <w:b w:val="0"/>
-          <w:color w:val="0D1B2F"/>
-          <w:sz w:val="16"/>
+          <w:rFonts w:ascii="Georgia" w:hAnsi="Georgia" w:eastAsia="Georgia" w:cs="Georgia"/>
+          <w:color w:val="1E1E1E"/>
+          <w:sz w:val="18"/>
         </w:rPr>
-        <w:t>Built and managed a tailored website with online booking and activity monitoring to improve the booking journey.</w:t>
+        <w:t>Led a digital transformation project focused on online visibility, booking experience and digital customer communication.</w:t>
       </w:r>
     </w:p>
     <w:p>
       <w:pPr>
-        <w:spacing w:after="10" w:line="240" w:lineRule="auto"/>
-        <w:ind w:left="202" w:hanging="173"/>
+        <w:spacing w:before="0" w:after="0" w:line="240" w:lineRule="auto"/>
+        <w:ind w:left="245" w:hanging="187"/>
       </w:pPr>
       <w:r>
         <w:rPr>
-          <w:rFonts w:ascii="Arial" w:hAnsi="Arial" w:eastAsia="Arial"/>
-          <w:b/>
-          <w:color w:val="B85E25"/>
-          <w:sz w:val="16"/>
+          <w:rFonts w:ascii="Georgia" w:hAnsi="Georgia" w:eastAsia="Georgia" w:cs="Georgia"/>
+          <w:color w:val="1E1E1E"/>
+          <w:sz w:val="18"/>
         </w:rPr>
-        <w:t xml:space="preserve">- </w:t>
+        <w:t xml:space="preserve">• </w:t>
       </w:r>
       <w:r>
         <w:rPr>
-          <w:rFonts w:ascii="Arial" w:hAnsi="Arial" w:eastAsia="Arial"/>
-          <w:b w:val="0"/>
-          <w:color w:val="0D1B2F"/>
-          <w:sz w:val="16"/>
+          <w:rFonts w:ascii="Georgia" w:hAnsi="Georgia" w:eastAsia="Georgia" w:cs="Georgia"/>
+          <w:color w:val="1E1E1E"/>
+          <w:sz w:val="18"/>
         </w:rPr>
-        <w:t>Supported local SEO, customer communication, social content, paid social activity, online reviews and the wider digital presence.</w:t>
-      </w:r>
-    </w:p>
-    <w:p>
-      <w:pPr>
-        <w:spacing w:after="10" w:line="240" w:lineRule="auto"/>
-        <w:ind w:left="202" w:hanging="173"/>
-      </w:pPr>
-      <w:r>
-        <w:rPr>
-          <w:rFonts w:ascii="Arial" w:hAnsi="Arial" w:eastAsia="Arial"/>
-          <w:b/>
-          <w:color w:val="B85E25"/>
-          <w:sz w:val="16"/>
-        </w:rPr>
-        <w:t xml:space="preserve">- </w:t>
-      </w:r>
-      <w:r>
-        <w:rPr>
-          <w:rFonts w:ascii="Arial" w:hAnsi="Arial" w:eastAsia="Arial"/>
-          <w:b w:val="0"/>
-          <w:color w:val="0D1B2F"/>
-          <w:sz w:val="16"/>
-        </w:rPr>
-        <w:t>Facilitated a partnership with Planity to streamline booking operations and improve customer touchpoints.</w:t>
+        <w:t>Built a website with online booking and activity monitoring; improved local SEO, supported Instagram and TikTok content, email marketing, paid social activity and a Planity partnership.</w:t>
       </w:r>
     </w:p>
     <w:p>
       <w:pPr>
         <w:keepNext/>
-        <w:spacing w:before="80" w:after="20"/>
+        <w:spacing w:before="60" w:after="0" w:line="240" w:lineRule="auto"/>
       </w:pPr>
       <w:r>
         <w:rPr>
-          <w:rFonts w:ascii="Arial" w:hAnsi="Arial" w:eastAsia="Arial"/>
+          <w:rFonts w:ascii="Georgia" w:hAnsi="Georgia" w:eastAsia="Georgia" w:cs="Georgia"/>
           <w:b/>
-          <w:color w:val="0D1B2F"/>
+          <w:color w:val="1C3654"/>
+          <w:sz w:val="19"/>
+        </w:rPr>
+        <w:t>VERMEG for Banking &amp; Insurance Software</w:t>
+      </w:r>
+    </w:p>
+    <w:p>
+      <w:pPr>
+        <w:keepNext/>
+        <w:spacing w:before="0" w:after="0" w:line="240" w:lineRule="auto"/>
+      </w:pPr>
+      <w:r>
+        <w:rPr>
+          <w:rFonts w:ascii="Georgia" w:hAnsi="Georgia" w:eastAsia="Georgia" w:cs="Georgia"/>
+          <w:b/>
+          <w:color w:val="1E1E1E"/>
           <w:sz w:val="18"/>
         </w:rPr>
         <w:t>AI &amp; Full-Stack Development Intern</w:t>
       </w:r>
       <w:r>
         <w:rPr>
-          <w:rFonts w:ascii="Arial" w:hAnsi="Arial" w:eastAsia="Arial"/>
-          <w:b/>
-          <w:color w:val="0D1B2F"/>
+          <w:rFonts w:ascii="Georgia" w:hAnsi="Georgia" w:eastAsia="Georgia" w:cs="Georgia"/>
+          <w:color w:val="7A8793"/>
           <w:sz w:val="18"/>
         </w:rPr>
-        <w:t xml:space="preserve"> | VERMEG for Banking &amp; Insurance Software</w:t>
+        <w:t xml:space="preserve">  |  </w:t>
       </w:r>
       <w:r>
         <w:rPr>
-          <w:rFonts w:ascii="Arial" w:hAnsi="Arial" w:eastAsia="Arial"/>
-          <w:b w:val="0"/>
-          <w:color w:val="58687B"/>
-          <w:sz w:val="15"/>
+          <w:rFonts w:ascii="Georgia" w:hAnsi="Georgia" w:eastAsia="Georgia" w:cs="Georgia"/>
+          <w:color w:val="657A8F"/>
+          <w:sz w:val="18"/>
         </w:rPr>
-        <w:t xml:space="preserve"> | Feb 2025 - May 2025 | Tunis, Tunisia</w:t>
+        <w:t>Feb 2025 - May 2025 | Tunis, Tunisia</w:t>
       </w:r>
     </w:p>
     <w:p>
       <w:pPr>
-        <w:spacing w:after="10" w:line="240" w:lineRule="auto"/>
-        <w:ind w:left="202" w:hanging="173"/>
+        <w:spacing w:before="0" w:after="0" w:line="240" w:lineRule="auto"/>
+        <w:ind w:left="245" w:hanging="187"/>
       </w:pPr>
       <w:r>
         <w:rPr>
-          <w:rFonts w:ascii="Arial" w:hAnsi="Arial" w:eastAsia="Arial"/>
-          <w:b/>
-          <w:color w:val="B85E25"/>
-          <w:sz w:val="16"/>
+          <w:rFonts w:ascii="Georgia" w:hAnsi="Georgia" w:eastAsia="Georgia" w:cs="Georgia"/>
+          <w:color w:val="1E1E1E"/>
+          <w:sz w:val="18"/>
         </w:rPr>
-        <w:t xml:space="preserve">- </w:t>
+        <w:t xml:space="preserve">• </w:t>
       </w:r>
       <w:r>
         <w:rPr>
-          <w:rFonts w:ascii="Arial" w:hAnsi="Arial" w:eastAsia="Arial"/>
-          <w:b w:val="0"/>
-          <w:color w:val="0D1B2F"/>
-          <w:sz w:val="16"/>
+          <w:rFonts w:ascii="Georgia" w:hAnsi="Georgia" w:eastAsia="Georgia" w:cs="Georgia"/>
+          <w:color w:val="1E1E1E"/>
+          <w:sz w:val="18"/>
         </w:rPr>
-        <w:t>Developed key e-learning platform features including course enrolment, progress tracking, dashboards, internal event booking and real-time notifications.</w:t>
+        <w:t>Contributed to a secure, scalable and multilingual e-learning platform with enrolment, progress tracking, dashboards, event booking and real-time notifications.</w:t>
       </w:r>
     </w:p>
     <w:p>
       <w:pPr>
-        <w:spacing w:after="10" w:line="240" w:lineRule="auto"/>
-        <w:ind w:left="202" w:hanging="173"/>
+        <w:spacing w:before="0" w:after="0" w:line="240" w:lineRule="auto"/>
+        <w:ind w:left="245" w:hanging="187"/>
       </w:pPr>
       <w:r>
         <w:rPr>
-          <w:rFonts w:ascii="Arial" w:hAnsi="Arial" w:eastAsia="Arial"/>
-          <w:b/>
-          <w:color w:val="B85E25"/>
-          <w:sz w:val="16"/>
+          <w:rFonts w:ascii="Georgia" w:hAnsi="Georgia" w:eastAsia="Georgia" w:cs="Georgia"/>
+          <w:color w:val="1E1E1E"/>
+          <w:sz w:val="18"/>
         </w:rPr>
-        <w:t xml:space="preserve">- </w:t>
+        <w:t xml:space="preserve">• </w:t>
       </w:r>
       <w:r>
         <w:rPr>
-          <w:rFonts w:ascii="Arial" w:hAnsi="Arial" w:eastAsia="Arial"/>
-          <w:b w:val="0"/>
-          <w:color w:val="0D1B2F"/>
-          <w:sz w:val="16"/>
+          <w:rFonts w:ascii="Georgia" w:hAnsi="Georgia" w:eastAsia="Georgia" w:cs="Georgia"/>
+          <w:color w:val="1E1E1E"/>
+          <w:sz w:val="18"/>
         </w:rPr>
-        <w:t>Integrated a locally deployed LLaMA 3.2 assistant through Ollama with RAG retrieval for PDF and CSV knowledge sources.</w:t>
+        <w:t>Integrated a locally deployed LLaMA 3.2 assistant through Ollama with RAG-based PDF and CSV knowledge retrieval; contributed to microservices, monitoring and security safeguards.</w:t>
       </w:r>
     </w:p>
     <w:p>
-      <w:pPr>
-        <w:spacing w:after="10" w:line="240" w:lineRule="auto"/>
-        <w:ind w:left="202" w:hanging="173"/>
-      </w:pPr>
       <w:r>
-        <w:rPr>
-          <w:rFonts w:ascii="Arial" w:hAnsi="Arial" w:eastAsia="Arial"/>
-          <w:b/>
-          <w:color w:val="B85E25"/>
-          <w:sz w:val="16"/>
-        </w:rPr>
-        <w:t xml:space="preserve">- </w:t>
-      </w:r>
-      <w:r>
-        <w:rPr>
-          <w:rFonts w:ascii="Arial" w:hAnsi="Arial" w:eastAsia="Arial"/>
-          <w:b w:val="0"/>
-          <w:color w:val="0D1B2F"/>
-          <w:sz w:val="16"/>
-        </w:rPr>
-        <w:t>Contributed to secure, scalable microservices features and measures addressing prompt injection, malicious files and unsafe links.</w:t>
+        <w:br w:type="page"/>
       </w:r>
     </w:p>
     <w:p>
       <w:pPr>
         <w:keepNext/>
-        <w:spacing w:before="80" w:after="20"/>
+        <w:spacing w:before="0" w:after="60" w:line="240" w:lineRule="auto"/>
+        <w:pBdr>
+          <w:bottom w:val="single" w:sz="7" w:space="4" w:color="E29A3A"/>
+        </w:pBdr>
       </w:pPr>
       <w:r>
         <w:rPr>
-          <w:rFonts w:ascii="Arial" w:hAnsi="Arial" w:eastAsia="Arial"/>
+          <w:rFonts w:ascii="Georgia" w:hAnsi="Georgia" w:eastAsia="Georgia" w:cs="Georgia"/>
           <w:b/>
-          <w:color w:val="0D1B2F"/>
-          <w:sz w:val="18"/>
+          <w:caps/>
+          <w:color w:val="1C3654"/>
+          <w:sz w:val="22"/>
         </w:rPr>
-        <w:t>Commercial &amp; Digital Marketing Manager</w:t>
-      </w:r>
-      <w:r>
-        <w:rPr>
-          <w:rFonts w:ascii="Arial" w:hAnsi="Arial" w:eastAsia="Arial"/>
-          <w:b/>
-          <w:color w:val="0D1B2F"/>
-          <w:sz w:val="18"/>
-        </w:rPr>
-        <w:t xml:space="preserve"> | Maison Salina</w:t>
-      </w:r>
-      <w:r>
-        <w:rPr>
-          <w:rFonts w:ascii="Arial" w:hAnsi="Arial" w:eastAsia="Arial"/>
-          <w:b w:val="0"/>
-          <w:color w:val="58687B"/>
-          <w:sz w:val="15"/>
-        </w:rPr>
-        <w:t xml:space="preserve"> | Apr 2025 - Sep 2025 | Sousse, Tunisia</w:t>
-      </w:r>
-    </w:p>
-    <w:p>
-      <w:pPr>
-        <w:spacing w:after="10" w:line="240" w:lineRule="auto"/>
-        <w:ind w:left="202" w:hanging="173"/>
-      </w:pPr>
-      <w:r>
-        <w:rPr>
-          <w:rFonts w:ascii="Arial" w:hAnsi="Arial" w:eastAsia="Arial"/>
-          <w:b/>
-          <w:color w:val="B85E25"/>
-          <w:sz w:val="16"/>
-        </w:rPr>
-        <w:t xml:space="preserve">- </w:t>
-      </w:r>
-      <w:r>
-        <w:rPr>
-          <w:rFonts w:ascii="Arial" w:hAnsi="Arial" w:eastAsia="Arial"/>
-          <w:b w:val="0"/>
-          <w:color w:val="0D1B2F"/>
-          <w:sz w:val="16"/>
-        </w:rPr>
-        <w:t>Developed digital marketing initiatives aligned with commercial objectives, brand positioning and customer-facing communication.</w:t>
-      </w:r>
-    </w:p>
-    <w:p>
-      <w:pPr>
-        <w:spacing w:after="10" w:line="240" w:lineRule="auto"/>
-        <w:ind w:left="202" w:hanging="173"/>
-      </w:pPr>
-      <w:r>
-        <w:rPr>
-          <w:rFonts w:ascii="Arial" w:hAnsi="Arial" w:eastAsia="Arial"/>
-          <w:b/>
-          <w:color w:val="B85E25"/>
-          <w:sz w:val="16"/>
-        </w:rPr>
-        <w:t xml:space="preserve">- </w:t>
-      </w:r>
-      <w:r>
-        <w:rPr>
-          <w:rFonts w:ascii="Arial" w:hAnsi="Arial" w:eastAsia="Arial"/>
-          <w:b w:val="0"/>
-          <w:color w:val="0D1B2F"/>
-          <w:sz w:val="16"/>
-        </w:rPr>
-        <w:t>Supported strategic collaborations, online visibility and the monitoring of commercial priorities and digital actions.</w:t>
+        <w:t>ADDITIONAL EXPERIENCE</w:t>
       </w:r>
     </w:p>
     <w:p>
       <w:pPr>
         <w:keepNext/>
-        <w:spacing w:before="80" w:after="20"/>
+        <w:spacing w:before="60" w:after="0" w:line="240" w:lineRule="auto"/>
       </w:pPr>
       <w:r>
         <w:rPr>
-          <w:rFonts w:ascii="Arial" w:hAnsi="Arial" w:eastAsia="Arial"/>
+          <w:rFonts w:ascii="Georgia" w:hAnsi="Georgia" w:eastAsia="Georgia" w:cs="Georgia"/>
           <w:b/>
-          <w:color w:val="0D1B2F"/>
+          <w:color w:val="1C3654"/>
+          <w:sz w:val="19"/>
+        </w:rPr>
+        <w:t>El Mouradi Hotels</w:t>
+      </w:r>
+    </w:p>
+    <w:p>
+      <w:pPr>
+        <w:keepNext/>
+        <w:spacing w:before="0" w:after="0" w:line="240" w:lineRule="auto"/>
+      </w:pPr>
+      <w:r>
+        <w:rPr>
+          <w:rFonts w:ascii="Georgia" w:hAnsi="Georgia" w:eastAsia="Georgia" w:cs="Georgia"/>
+          <w:b/>
+          <w:color w:val="1E1E1E"/>
           <w:sz w:val="18"/>
         </w:rPr>
         <w:t>Management Controller</w:t>
       </w:r>
       <w:r>
         <w:rPr>
-          <w:rFonts w:ascii="Arial" w:hAnsi="Arial" w:eastAsia="Arial"/>
-          <w:b/>
-          <w:color w:val="0D1B2F"/>
+          <w:rFonts w:ascii="Georgia" w:hAnsi="Georgia" w:eastAsia="Georgia" w:cs="Georgia"/>
+          <w:color w:val="7A8793"/>
           <w:sz w:val="18"/>
         </w:rPr>
-        <w:t xml:space="preserve"> | El Mouradi Hotels - El Mouradi Kantaoui Club</w:t>
+        <w:t xml:space="preserve">  |  </w:t>
       </w:r>
       <w:r>
         <w:rPr>
-          <w:rFonts w:ascii="Arial" w:hAnsi="Arial" w:eastAsia="Arial"/>
-          <w:b w:val="0"/>
-          <w:color w:val="58687B"/>
-          <w:sz w:val="15"/>
+          <w:rFonts w:ascii="Georgia" w:hAnsi="Georgia" w:eastAsia="Georgia" w:cs="Georgia"/>
+          <w:color w:val="657A8F"/>
+          <w:sz w:val="18"/>
         </w:rPr>
-        <w:t xml:space="preserve"> | Jul 2024 - Sep 2024 | Sousse, Tunisia</w:t>
+        <w:t>Jul 2024 - Sep 2024 | Sousse, Tunisia</w:t>
       </w:r>
     </w:p>
     <w:p>
       <w:pPr>
-        <w:spacing w:after="10" w:line="240" w:lineRule="auto"/>
-        <w:ind w:left="202" w:hanging="173"/>
+        <w:spacing w:before="0" w:after="0" w:line="240" w:lineRule="auto"/>
+        <w:ind w:left="245" w:hanging="187"/>
       </w:pPr>
       <w:r>
         <w:rPr>
-          <w:rFonts w:ascii="Arial" w:hAnsi="Arial" w:eastAsia="Arial"/>
-          <w:b/>
-          <w:color w:val="B85E25"/>
-          <w:sz w:val="16"/>
+          <w:rFonts w:ascii="Georgia" w:hAnsi="Georgia" w:eastAsia="Georgia" w:cs="Georgia"/>
+          <w:color w:val="1E1E1E"/>
+          <w:sz w:val="18"/>
         </w:rPr>
-        <w:t xml:space="preserve">- </w:t>
+        <w:t xml:space="preserve">• </w:t>
       </w:r>
       <w:r>
         <w:rPr>
-          <w:rFonts w:ascii="Arial" w:hAnsi="Arial" w:eastAsia="Arial"/>
-          <w:b w:val="0"/>
-          <w:color w:val="0D1B2F"/>
-          <w:sz w:val="16"/>
+          <w:rFonts w:ascii="Georgia" w:hAnsi="Georgia" w:eastAsia="Georgia" w:cs="Georgia"/>
+          <w:color w:val="1E1E1E"/>
+          <w:sz w:val="18"/>
         </w:rPr>
-        <w:t>Analysed occupancy, operational costs and revenue-related KPIs; contributed to budget preparation, variance analysis and management reporting.</w:t>
+        <w:t>Analysed occupancy, operational costs and revenue-related KPIs; contributed to budget preparation, variance analysis and financial reporting.</w:t>
       </w:r>
     </w:p>
     <w:p>
       <w:pPr>
-        <w:spacing w:after="10" w:line="240" w:lineRule="auto"/>
-        <w:ind w:left="202" w:hanging="173"/>
+        <w:spacing w:before="0" w:after="0" w:line="240" w:lineRule="auto"/>
+        <w:ind w:left="245" w:hanging="187"/>
       </w:pPr>
       <w:r>
         <w:rPr>
-          <w:rFonts w:ascii="Arial" w:hAnsi="Arial" w:eastAsia="Arial"/>
-          <w:b/>
-          <w:color w:val="B85E25"/>
-          <w:sz w:val="16"/>
+          <w:rFonts w:ascii="Georgia" w:hAnsi="Georgia" w:eastAsia="Georgia" w:cs="Georgia"/>
+          <w:color w:val="1E1E1E"/>
+          <w:sz w:val="18"/>
         </w:rPr>
-        <w:t xml:space="preserve">- </w:t>
+        <w:t xml:space="preserve">• </w:t>
       </w:r>
       <w:r>
         <w:rPr>
-          <w:rFonts w:ascii="Arial" w:hAnsi="Arial" w:eastAsia="Arial"/>
-          <w:b w:val="0"/>
-          <w:color w:val="0D1B2F"/>
-          <w:sz w:val="16"/>
+          <w:rFonts w:ascii="Georgia" w:hAnsi="Georgia" w:eastAsia="Georgia" w:cs="Georgia"/>
+          <w:color w:val="1E1E1E"/>
+          <w:sz w:val="18"/>
         </w:rPr>
-        <w:t>Supported identification of cost-control opportunities across procurement, inventory and operational processes.</w:t>
+        <w:t>Supported cost-control opportunities and structured performance analyses for management decision-making.</w:t>
       </w:r>
     </w:p>
     <w:p>
       <w:pPr>
         <w:keepNext/>
-        <w:spacing w:before="80" w:after="20"/>
+        <w:spacing w:before="60" w:after="0" w:line="240" w:lineRule="auto"/>
       </w:pPr>
       <w:r>
         <w:rPr>
-          <w:rFonts w:ascii="Arial" w:hAnsi="Arial" w:eastAsia="Arial"/>
+          <w:rFonts w:ascii="Georgia" w:hAnsi="Georgia" w:eastAsia="Georgia" w:cs="Georgia"/>
           <w:b/>
-          <w:color w:val="0D1B2F"/>
+          <w:color w:val="1C3654"/>
+          <w:sz w:val="19"/>
+        </w:rPr>
+        <w:t>ArabSoft</w:t>
+      </w:r>
+    </w:p>
+    <w:p>
+      <w:pPr>
+        <w:keepNext/>
+        <w:spacing w:before="0" w:after="0" w:line="240" w:lineRule="auto"/>
+      </w:pPr>
+      <w:r>
+        <w:rPr>
+          <w:rFonts w:ascii="Georgia" w:hAnsi="Georgia" w:eastAsia="Georgia" w:cs="Georgia"/>
+          <w:b/>
+          <w:color w:val="1E1E1E"/>
           <w:sz w:val="18"/>
         </w:rPr>
         <w:t>Full-Stack Development Intern</w:t>
       </w:r>
       <w:r>
         <w:rPr>
-          <w:rFonts w:ascii="Arial" w:hAnsi="Arial" w:eastAsia="Arial"/>
-          <w:b/>
-          <w:color w:val="0D1B2F"/>
+          <w:rFonts w:ascii="Georgia" w:hAnsi="Georgia" w:eastAsia="Georgia" w:cs="Georgia"/>
+          <w:color w:val="7A8793"/>
           <w:sz w:val="18"/>
         </w:rPr>
-        <w:t xml:space="preserve"> | Arabsoft</w:t>
+        <w:t xml:space="preserve">  |  </w:t>
       </w:r>
       <w:r>
         <w:rPr>
-          <w:rFonts w:ascii="Arial" w:hAnsi="Arial" w:eastAsia="Arial"/>
-          <w:b w:val="0"/>
-          <w:color w:val="58687B"/>
-          <w:sz w:val="15"/>
+          <w:rFonts w:ascii="Georgia" w:hAnsi="Georgia" w:eastAsia="Georgia" w:cs="Georgia"/>
+          <w:color w:val="657A8F"/>
+          <w:sz w:val="18"/>
         </w:rPr>
-        <w:t xml:space="preserve"> | Jun 2024 - Aug 2024 | Tunis, Tunisia</w:t>
+        <w:t>Jun 2024 - Aug 2024 | Tunis, Tunisia</w:t>
       </w:r>
     </w:p>
     <w:p>
       <w:pPr>
-        <w:spacing w:after="10" w:line="240" w:lineRule="auto"/>
-        <w:ind w:left="202" w:hanging="173"/>
+        <w:spacing w:before="0" w:after="0" w:line="240" w:lineRule="auto"/>
+        <w:ind w:left="245" w:hanging="187"/>
       </w:pPr>
       <w:r>
         <w:rPr>
-          <w:rFonts w:ascii="Arial" w:hAnsi="Arial" w:eastAsia="Arial"/>
-          <w:b/>
-          <w:color w:val="B85E25"/>
-          <w:sz w:val="16"/>
+          <w:rFonts w:ascii="Georgia" w:hAnsi="Georgia" w:eastAsia="Georgia" w:cs="Georgia"/>
+          <w:color w:val="1E1E1E"/>
+          <w:sz w:val="18"/>
         </w:rPr>
-        <w:t xml:space="preserve">- </w:t>
+        <w:t xml:space="preserve">• </w:t>
       </w:r>
       <w:r>
         <w:rPr>
-          <w:rFonts w:ascii="Arial" w:hAnsi="Arial" w:eastAsia="Arial"/>
-          <w:b w:val="0"/>
-          <w:color w:val="0D1B2F"/>
-          <w:sz w:val="16"/>
+          <w:rFonts w:ascii="Georgia" w:hAnsi="Georgia" w:eastAsia="Georgia" w:cs="Georgia"/>
+          <w:color w:val="1E1E1E"/>
+          <w:sz w:val="18"/>
         </w:rPr>
-        <w:t>Designed a responsive Angular interface and Spring Boot REST APIs for a books, users and borrowing-management application.</w:t>
+        <w:t>Built a full-stack library-management application using Angular, Spring Boot, REST APIs and relational databases.</w:t>
+      </w:r>
+    </w:p>
+    <w:p>
+      <w:pPr>
+        <w:spacing w:before="0" w:after="0" w:line="240" w:lineRule="auto"/>
+        <w:ind w:left="245" w:hanging="187"/>
+      </w:pPr>
+      <w:r>
+        <w:rPr>
+          <w:rFonts w:ascii="Georgia" w:hAnsi="Georgia" w:eastAsia="Georgia" w:cs="Georgia"/>
+          <w:color w:val="1E1E1E"/>
+          <w:sz w:val="18"/>
+        </w:rPr>
+        <w:t xml:space="preserve">• </w:t>
+      </w:r>
+      <w:r>
+        <w:rPr>
+          <w:rFonts w:ascii="Georgia" w:hAnsi="Georgia" w:eastAsia="Georgia" w:cs="Georgia"/>
+          <w:color w:val="1E1E1E"/>
+          <w:sz w:val="18"/>
+        </w:rPr>
+        <w:t>Implemented core management, search and real-time borrowing-tracking functions.</w:t>
       </w:r>
     </w:p>
     <w:p>
       <w:pPr>
         <w:keepNext/>
-        <w:spacing w:before="80" w:after="20"/>
+        <w:spacing w:before="60" w:after="0" w:line="240" w:lineRule="auto"/>
       </w:pPr>
       <w:r>
         <w:rPr>
-          <w:rFonts w:ascii="Arial" w:hAnsi="Arial" w:eastAsia="Arial"/>
+          <w:rFonts w:ascii="Georgia" w:hAnsi="Georgia" w:eastAsia="Georgia" w:cs="Georgia"/>
           <w:b/>
-          <w:color w:val="0D1B2F"/>
+          <w:color w:val="1C3654"/>
+          <w:sz w:val="19"/>
+        </w:rPr>
+        <w:t>El Mouradi Hotels</w:t>
+      </w:r>
+    </w:p>
+    <w:p>
+      <w:pPr>
+        <w:keepNext/>
+        <w:spacing w:before="0" w:after="0" w:line="240" w:lineRule="auto"/>
+      </w:pPr>
+      <w:r>
+        <w:rPr>
+          <w:rFonts w:ascii="Georgia" w:hAnsi="Georgia" w:eastAsia="Georgia" w:cs="Georgia"/>
+          <w:b/>
+          <w:color w:val="1E1E1E"/>
           <w:sz w:val="18"/>
         </w:rPr>
         <w:t>Management Control Intern</w:t>
       </w:r>
       <w:r>
         <w:rPr>
-          <w:rFonts w:ascii="Arial" w:hAnsi="Arial" w:eastAsia="Arial"/>
-          <w:b/>
-          <w:color w:val="0D1B2F"/>
+          <w:rFonts w:ascii="Georgia" w:hAnsi="Georgia" w:eastAsia="Georgia" w:cs="Georgia"/>
+          <w:color w:val="7A8793"/>
           <w:sz w:val="18"/>
         </w:rPr>
-        <w:t xml:space="preserve"> | El Mouradi Hotels - El Mouradi Palace</w:t>
+        <w:t xml:space="preserve">  |  </w:t>
       </w:r>
       <w:r>
         <w:rPr>
-          <w:rFonts w:ascii="Arial" w:hAnsi="Arial" w:eastAsia="Arial"/>
-          <w:b w:val="0"/>
-          <w:color w:val="58687B"/>
-          <w:sz w:val="15"/>
+          <w:rFonts w:ascii="Georgia" w:hAnsi="Georgia" w:eastAsia="Georgia" w:cs="Georgia"/>
+          <w:color w:val="657A8F"/>
+          <w:sz w:val="18"/>
         </w:rPr>
-        <w:t xml:space="preserve"> | Jun 2023 - Sep 2023 | Sousse, Tunisia</w:t>
+        <w:t>Jun 2023 - Sep 2023 | Sousse, Tunisia</w:t>
       </w:r>
     </w:p>
     <w:p>
       <w:pPr>
-        <w:spacing w:after="10" w:line="240" w:lineRule="auto"/>
-        <w:ind w:left="202" w:hanging="173"/>
+        <w:spacing w:before="0" w:after="0" w:line="240" w:lineRule="auto"/>
+        <w:ind w:left="245" w:hanging="187"/>
       </w:pPr>
       <w:r>
         <w:rPr>
-          <w:rFonts w:ascii="Arial" w:hAnsi="Arial" w:eastAsia="Arial"/>
-          <w:b/>
-          <w:color w:val="B85E25"/>
-          <w:sz w:val="16"/>
+          <w:rFonts w:ascii="Georgia" w:hAnsi="Georgia" w:eastAsia="Georgia" w:cs="Georgia"/>
+          <w:color w:val="1E1E1E"/>
+          <w:sz w:val="18"/>
         </w:rPr>
-        <w:t xml:space="preserve">- </w:t>
+        <w:t xml:space="preserve">• </w:t>
       </w:r>
       <w:r>
         <w:rPr>
-          <w:rFonts w:ascii="Arial" w:hAnsi="Arial" w:eastAsia="Arial"/>
-          <w:b w:val="0"/>
-          <w:color w:val="0D1B2F"/>
-          <w:sz w:val="16"/>
+          <w:rFonts w:ascii="Georgia" w:hAnsi="Georgia" w:eastAsia="Georgia" w:cs="Georgia"/>
+          <w:color w:val="1E1E1E"/>
+          <w:sz w:val="18"/>
         </w:rPr>
-        <w:t>Analysed expenses, operating indicators and budget variances; contributed to management reporting, cost-control initiatives and KPI monitoring.</w:t>
+        <w:t>Analysed expenses, operational indicators and budget variances; supported financial reporting, cost-control initiatives and KPI monitoring.</w:t>
       </w:r>
     </w:p>
     <w:p>
       <w:pPr>
         <w:keepNext/>
-        <w:spacing w:before="100" w:after="60"/>
+        <w:spacing w:before="140" w:after="40" w:line="240" w:lineRule="auto"/>
         <w:pBdr>
-          <w:bottom w:val="single" w:sz="9" w:space="2" w:color="B85E25"/>
+          <w:bottom w:val="single" w:sz="7" w:space="4" w:color="E29A3A"/>
         </w:pBdr>
       </w:pPr>
       <w:r>
         <w:rPr>
-          <w:rFonts w:ascii="Arial" w:hAnsi="Arial" w:eastAsia="Arial"/>
+          <w:rFonts w:ascii="Georgia" w:hAnsi="Georgia" w:eastAsia="Georgia" w:cs="Georgia"/>
           <w:b/>
           <w:caps/>
-          <w:color w:val="0D1B2F"/>
-          <w:sz w:val="19"/>
+          <w:color w:val="1C3654"/>
+          <w:sz w:val="22"/>
         </w:rPr>
         <w:t>SELECTED PROJECTS</w:t>
       </w:r>
     </w:p>
     <w:p>
       <w:pPr>
-        <w:spacing w:after="30"/>
-        <w:ind w:left="58"/>
+        <w:keepNext/>
+        <w:spacing w:before="40" w:after="0" w:line="240" w:lineRule="auto"/>
       </w:pPr>
       <w:r>
         <w:rPr>
-          <w:rFonts w:ascii="Arial" w:hAnsi="Arial" w:eastAsia="Arial"/>
+          <w:rFonts w:ascii="Georgia" w:hAnsi="Georgia" w:eastAsia="Georgia" w:cs="Georgia"/>
           <w:b/>
-          <w:color w:val="0D1B2F"/>
-          <w:sz w:val="16"/>
+          <w:color w:val="1E1E1E"/>
+          <w:sz w:val="18"/>
         </w:rPr>
-        <w:t xml:space="preserve">RPA for Invoice Control &amp; Booking Reconciliation - </w:t>
-      </w:r>
-      <w:r>
-        <w:rPr>
-          <w:rFonts w:ascii="Arial" w:hAnsi="Arial" w:eastAsia="Arial"/>
-          <w:b w:val="0"/>
-          <w:color w:val="0D1B2F"/>
-          <w:sz w:val="16"/>
-        </w:rPr>
-        <w:t>UiPath-based validation workflow connecting invoice data, bookings, vouchers, rates, discounts and supplements to structured JSON and HTML audit outputs.</w:t>
+        <w:t>RPA for Invoice Control &amp; Booking Reconciliation</w:t>
       </w:r>
     </w:p>
     <w:p>
       <w:pPr>
-        <w:spacing w:after="30"/>
-        <w:ind w:left="58"/>
+        <w:spacing w:before="0" w:after="0" w:line="240" w:lineRule="auto"/>
       </w:pPr>
       <w:r>
         <w:rPr>
-          <w:rFonts w:ascii="Arial" w:hAnsi="Arial" w:eastAsia="Arial"/>
-          <w:b/>
-          <w:color w:val="0D1B2F"/>
-          <w:sz w:val="16"/>
+          <w:rFonts w:ascii="Georgia" w:hAnsi="Georgia" w:eastAsia="Georgia" w:cs="Georgia"/>
+          <w:color w:val="1E1E1E"/>
+          <w:sz w:val="18"/>
         </w:rPr>
-        <w:t xml:space="preserve">Data-Driven Digital Transformation for a Men’s Barbershop - </w:t>
-      </w:r>
-      <w:r>
-        <w:rPr>
-          <w:rFonts w:ascii="Arial" w:hAnsi="Arial" w:eastAsia="Arial"/>
-          <w:b w:val="0"/>
-          <w:color w:val="0D1B2F"/>
-          <w:sz w:val="16"/>
-        </w:rPr>
-        <w:t>Website, online booking, activity monitoring, local SEO, social initiatives and more structured customer touchpoints.</w:t>
-      </w:r>
-    </w:p>
-    <w:p>
-      <w:pPr>
-        <w:spacing w:after="30"/>
-        <w:ind w:left="58"/>
-      </w:pPr>
-      <w:r>
-        <w:rPr>
-          <w:rFonts w:ascii="Arial" w:hAnsi="Arial" w:eastAsia="Arial"/>
-          <w:b/>
-          <w:color w:val="0D1B2F"/>
-          <w:sz w:val="16"/>
-        </w:rPr>
-        <w:t xml:space="preserve">AI-Ready E-Learning Platform - </w:t>
-      </w:r>
-      <w:r>
-        <w:rPr>
-          <w:rFonts w:ascii="Arial" w:hAnsi="Arial" w:eastAsia="Arial"/>
-          <w:b w:val="0"/>
-          <w:color w:val="0D1B2F"/>
-          <w:sz w:val="16"/>
-        </w:rPr>
-        <w:t>Contributed to Angular and Spring Cloud features, RAG-enabled knowledge retrieval via Ollama and LLaMA 3.2, security controls and productivity tools.</w:t>
+        <w:t>UiPath workflow that links invoice data, vouchers, reservations and business rules to create a more structured and auditable control process.</w:t>
       </w:r>
     </w:p>
     <w:p>
       <w:pPr>
         <w:keepNext/>
-        <w:spacing w:before="100" w:after="60"/>
+        <w:spacing w:before="40" w:after="0" w:line="240" w:lineRule="auto"/>
+      </w:pPr>
+      <w:r>
+        <w:rPr>
+          <w:rFonts w:ascii="Georgia" w:hAnsi="Georgia" w:eastAsia="Georgia" w:cs="Georgia"/>
+          <w:b/>
+          <w:color w:val="1E1E1E"/>
+          <w:sz w:val="18"/>
+        </w:rPr>
+        <w:t>Digital Transformation for a Men's Barbershop</w:t>
+      </w:r>
+    </w:p>
+    <w:p>
+      <w:pPr>
+        <w:spacing w:before="0" w:after="0" w:line="240" w:lineRule="auto"/>
+      </w:pPr>
+      <w:r>
+        <w:rPr>
+          <w:rFonts w:ascii="Georgia" w:hAnsi="Georgia" w:eastAsia="Georgia" w:cs="Georgia"/>
+          <w:color w:val="1E1E1E"/>
+          <w:sz w:val="18"/>
+        </w:rPr>
+        <w:t>Website, online booking, local SEO, social content and customer communication designed around a smoother digital journey.</w:t>
+      </w:r>
+    </w:p>
+    <w:p>
+      <w:pPr>
+        <w:keepNext/>
+        <w:spacing w:before="40" w:after="0" w:line="240" w:lineRule="auto"/>
+      </w:pPr>
+      <w:r>
+        <w:rPr>
+          <w:rFonts w:ascii="Georgia" w:hAnsi="Georgia" w:eastAsia="Georgia" w:cs="Georgia"/>
+          <w:b/>
+          <w:color w:val="1E1E1E"/>
+          <w:sz w:val="18"/>
+        </w:rPr>
+        <w:t>AI-Ready E-Learning Platform</w:t>
+      </w:r>
+    </w:p>
+    <w:p>
+      <w:pPr>
+        <w:spacing w:before="0" w:after="0" w:line="240" w:lineRule="auto"/>
+      </w:pPr>
+      <w:r>
+        <w:rPr>
+          <w:rFonts w:ascii="Georgia" w:hAnsi="Georgia" w:eastAsia="Georgia" w:cs="Georgia"/>
+          <w:color w:val="1E1E1E"/>
+          <w:sz w:val="18"/>
+        </w:rPr>
+        <w:t>Secure, multilingual e-learning platform contribution with dashboards, microservices, local LLaMA 3.2 deployment and RAG-based knowledge retrieval.</w:t>
+      </w:r>
+    </w:p>
+    <w:p>
+      <w:pPr>
+        <w:keepNext/>
+        <w:spacing w:before="140" w:after="40" w:line="240" w:lineRule="auto"/>
         <w:pBdr>
-          <w:bottom w:val="single" w:sz="9" w:space="2" w:color="B85E25"/>
+          <w:bottom w:val="single" w:sz="7" w:space="4" w:color="E29A3A"/>
         </w:pBdr>
       </w:pPr>
       <w:r>
         <w:rPr>
-          <w:rFonts w:ascii="Arial" w:hAnsi="Arial" w:eastAsia="Arial"/>
+          <w:rFonts w:ascii="Georgia" w:hAnsi="Georgia" w:eastAsia="Georgia" w:cs="Georgia"/>
           <w:b/>
           <w:caps/>
-          <w:color w:val="0D1B2F"/>
-          <w:sz w:val="19"/>
+          <w:color w:val="1C3654"/>
+          <w:sz w:val="22"/>
         </w:rPr>
         <w:t>EDUCATION &amp; CERTIFICATION</w:t>
       </w:r>
     </w:p>
-    <w:tbl>
-      <w:tblPr>
-        <w:tblW w:type="auto" w:w="0"/>
-        <w:tblLayout w:type="fixed"/>
-        <w:tblLook w:firstColumn="1" w:firstRow="1" w:lastColumn="0" w:lastRow="0" w:noHBand="0" w:noVBand="1" w:val="04A0"/>
-      </w:tblPr>
-      <w:tblGrid>
-        <w:gridCol w:w="5205"/>
-        <w:gridCol w:w="5205"/>
-      </w:tblGrid>
-      <w:tr>
-        <w:tc>
-          <w:tcPr>
-            <w:tcW w:type="dxa" w:w="5205"/>
-            <w:tcMar>
-              <w:top w:w="45" w:type="dxa"/>
-              <w:start w:w="70" w:type="dxa"/>
-              <w:bottom w:w="45" w:type="dxa"/>
-              <w:end w:w="70" w:type="dxa"/>
-            </w:tcMar>
-            <w:tcBorders>
-              <w:bottom w:val="single" w:sz="3" w:color="D9E3EA"/>
-            </w:tcBorders>
-          </w:tcPr>
-          <w:p>
-            <w:pPr>
-              <w:spacing w:after="0"/>
-            </w:pPr>
-            <w:r>
-              <w:rPr>
-                <w:rFonts w:ascii="Arial" w:hAnsi="Arial" w:eastAsia="Arial"/>
-                <w:b/>
-                <w:color w:val="0D1B2F"/>
-                <w:sz w:val="16"/>
-              </w:rPr>
-              <w:t>Master’s Degree - Big Data Analytics &amp; E-Commerce, IHEC Carthage</w:t>
-            </w:r>
-          </w:p>
-        </w:tc>
-        <w:tc>
-          <w:tcPr>
-            <w:tcW w:type="dxa" w:w="5205"/>
-            <w:tcMar>
-              <w:top w:w="45" w:type="dxa"/>
-              <w:start w:w="70" w:type="dxa"/>
-              <w:bottom w:w="45" w:type="dxa"/>
-              <w:end w:w="70" w:type="dxa"/>
-            </w:tcMar>
-            <w:tcBorders>
-              <w:bottom w:val="single" w:sz="3" w:color="D9E3EA"/>
-            </w:tcBorders>
-          </w:tcPr>
-          <w:p>
-            <w:pPr>
-              <w:spacing w:after="0"/>
-              <w:jc w:val="right"/>
-            </w:pPr>
-            <w:r>
-              <w:rPr>
-                <w:rFonts w:ascii="Arial" w:hAnsi="Arial" w:eastAsia="Arial"/>
-                <w:b w:val="0"/>
-                <w:color w:val="58687B"/>
-                <w:sz w:val="15"/>
-              </w:rPr>
-              <w:t>Oct 2025 - Jun 2027 | Expected Jun 2027</w:t>
-            </w:r>
-          </w:p>
-        </w:tc>
-      </w:tr>
-      <w:tr>
-        <w:tc>
-          <w:tcPr>
-            <w:tcW w:type="dxa" w:w="5205"/>
-            <w:tcMar>
-              <w:top w:w="45" w:type="dxa"/>
-              <w:start w:w="70" w:type="dxa"/>
-              <w:bottom w:w="45" w:type="dxa"/>
-              <w:end w:w="70" w:type="dxa"/>
-            </w:tcMar>
-            <w:tcBorders>
-              <w:bottom w:val="single" w:sz="3" w:color="D9E3EA"/>
-            </w:tcBorders>
-          </w:tcPr>
-          <w:p>
-            <w:pPr>
-              <w:spacing w:after="0"/>
-            </w:pPr>
-            <w:r>
-              <w:rPr>
-                <w:rFonts w:ascii="Arial" w:hAnsi="Arial" w:eastAsia="Arial"/>
-                <w:b/>
-                <w:color w:val="0D1B2F"/>
-                <w:sz w:val="16"/>
-              </w:rPr>
-              <w:t>Bachelor’s Degree - Business Intelligence, IHEC Carthage</w:t>
-            </w:r>
-          </w:p>
-        </w:tc>
-        <w:tc>
-          <w:tcPr>
-            <w:tcW w:type="dxa" w:w="5205"/>
-            <w:tcMar>
-              <w:top w:w="45" w:type="dxa"/>
-              <w:start w:w="70" w:type="dxa"/>
-              <w:bottom w:w="45" w:type="dxa"/>
-              <w:end w:w="70" w:type="dxa"/>
-            </w:tcMar>
-            <w:tcBorders>
-              <w:bottom w:val="single" w:sz="3" w:color="D9E3EA"/>
-            </w:tcBorders>
-          </w:tcPr>
-          <w:p>
-            <w:pPr>
-              <w:spacing w:after="0"/>
-              <w:jc w:val="right"/>
-            </w:pPr>
-            <w:r>
-              <w:rPr>
-                <w:rFonts w:ascii="Arial" w:hAnsi="Arial" w:eastAsia="Arial"/>
-                <w:b w:val="0"/>
-                <w:color w:val="58687B"/>
-                <w:sz w:val="15"/>
-              </w:rPr>
-              <w:t>Jan 2021 - Jun 2025</w:t>
-            </w:r>
-          </w:p>
-        </w:tc>
-      </w:tr>
-      <w:tr>
-        <w:tc>
-          <w:tcPr>
-            <w:tcW w:type="dxa" w:w="5205"/>
-            <w:tcMar>
-              <w:top w:w="45" w:type="dxa"/>
-              <w:start w:w="70" w:type="dxa"/>
-              <w:bottom w:w="45" w:type="dxa"/>
-              <w:end w:w="70" w:type="dxa"/>
-            </w:tcMar>
-            <w:tcBorders>
-              <w:bottom w:val="single" w:sz="3" w:color="D9E3EA"/>
-            </w:tcBorders>
-          </w:tcPr>
-          <w:p>
-            <w:pPr>
-              <w:spacing w:after="0"/>
-            </w:pPr>
-            <w:r>
-              <w:rPr>
-                <w:rFonts w:ascii="Arial" w:hAnsi="Arial" w:eastAsia="Arial"/>
-                <w:b/>
-                <w:color w:val="0D1B2F"/>
-                <w:sz w:val="16"/>
-              </w:rPr>
-              <w:t>Fundamentals of Digital Marketing - Google</w:t>
-            </w:r>
-          </w:p>
-        </w:tc>
-        <w:tc>
-          <w:tcPr>
-            <w:tcW w:type="dxa" w:w="5205"/>
-            <w:tcMar>
-              <w:top w:w="45" w:type="dxa"/>
-              <w:start w:w="70" w:type="dxa"/>
-              <w:bottom w:w="45" w:type="dxa"/>
-              <w:end w:w="70" w:type="dxa"/>
-            </w:tcMar>
-            <w:tcBorders>
-              <w:bottom w:val="single" w:sz="3" w:color="D9E3EA"/>
-            </w:tcBorders>
-          </w:tcPr>
-          <w:p>
-            <w:pPr>
-              <w:spacing w:after="0"/>
-              <w:jc w:val="right"/>
-            </w:pPr>
-            <w:r>
-              <w:rPr>
-                <w:rFonts w:ascii="Arial" w:hAnsi="Arial" w:eastAsia="Arial"/>
-                <w:b w:val="0"/>
-                <w:color w:val="58687B"/>
-                <w:sz w:val="15"/>
-              </w:rPr>
-              <w:t>Certification</w:t>
-            </w:r>
-          </w:p>
-        </w:tc>
-      </w:tr>
-    </w:tbl>
     <w:p>
       <w:pPr>
-        <w:spacing w:after="20"/>
+        <w:spacing w:before="0" w:after="0" w:line="240" w:lineRule="auto"/>
       </w:pPr>
       <w:r>
         <w:rPr>
-          <w:rFonts w:ascii="Arial" w:hAnsi="Arial" w:eastAsia="Arial"/>
-          <w:b/>
-          <w:color w:val="0D1B2F"/>
-          <w:sz w:val="16"/>
+          <w:rFonts w:ascii="Georgia" w:hAnsi="Georgia" w:eastAsia="Georgia" w:cs="Georgia"/>
+          <w:color w:val="1E1E1E"/>
+          <w:sz w:val="18"/>
         </w:rPr>
-        <w:t xml:space="preserve">Languages: </w:t>
+        <w:t>Master's Degree - Big Data Analytics &amp; E-Commerce | IHEC Carthage | Oct 2025 - Jun 2027 | Expected graduation: June 2027</w:t>
       </w:r>
+    </w:p>
+    <w:p>
+      <w:pPr>
+        <w:spacing w:before="0" w:after="0" w:line="240" w:lineRule="auto"/>
+      </w:pPr>
       <w:r>
         <w:rPr>
-          <w:rFonts w:ascii="Arial" w:hAnsi="Arial" w:eastAsia="Arial"/>
-          <w:b w:val="0"/>
-          <w:color w:val="0D1B2F"/>
-          <w:sz w:val="16"/>
+          <w:rFonts w:ascii="Georgia" w:hAnsi="Georgia" w:eastAsia="Georgia" w:cs="Georgia"/>
+          <w:color w:val="1E1E1E"/>
+          <w:sz w:val="18"/>
         </w:rPr>
-        <w:t>French | English</w:t>
+        <w:t>Bachelor's Degree - Business Intelligence | IHEC Carthage | Jan 2021 - Jun 2025</w:t>
+      </w:r>
+    </w:p>
+    <w:p>
+      <w:pPr>
+        <w:spacing w:before="0" w:after="0" w:line="240" w:lineRule="auto"/>
+      </w:pPr>
+      <w:r>
+        <w:rPr>
+          <w:rFonts w:ascii="Georgia" w:hAnsi="Georgia" w:eastAsia="Georgia" w:cs="Georgia"/>
+          <w:color w:val="1E1E1E"/>
+          <w:sz w:val="18"/>
+        </w:rPr>
+        <w:t>Fundamentals of Digital Marketing - Google | Certification</w:t>
       </w:r>
     </w:p>
     <w:sectPr>
-      <w:pgSz w:w="11909" w:h="16834"/>
-      <w:pgMar w:top="648" w:right="749" w:bottom="605" w:left="749" w:header="720" w:footer="720" w:gutter="0"/>
+      <w:headerReference w:type="default" r:id="rId9"/>
+      <w:footerReference w:type="default" r:id="rId10"/>
+      <w:pgSz w:w="12240" w:h="15840"/>
+      <w:pgMar w:top="605" w:right="749" w:bottom="576" w:left="749" w:header="230" w:footer="288" w:gutter="0"/>
       <w:cols w:space="720"/>
       <w:docGrid w:linePitch="360"/>
     </w:sectPr>
   </w:body>
 </w:document>
+</file>
+
+<file path=word/footer1.xml><?xml version="1.0" encoding="utf-8"?>
+<w:ftr xmlns:m="http://schemas.openxmlformats.org/officeDocument/2006/math" xmlns:mc="http://schemas.openxmlformats.org/markup-compatibility/2006" xmlns:mo="http://schemas.microsoft.com/office/mac/office/2008/main" xmlns:mv="urn:schemas-microsoft-com:mac:vml" xmlns:o="urn:schemas-microsoft-com:office:office" xmlns:r="http://schemas.openxmlformats.org/officeDocument/2006/relationships" xmlns:v="urn:schemas-microsoft-com:vml" xmlns:w10="urn:schemas-microsoft-com:office:word" xmlns:w14="http://schemas.microsoft.com/office/word/2010/wordml" xmlns:w="http://schemas.openxmlformats.org/wordprocessingml/2006/main" xmlns:wne="http://schemas.microsoft.com/office/word/2006/wordml" xmlns:wp14="http://schemas.microsoft.com/office/word/2010/wordprocessingDrawing" xmlns:wp="http://schemas.openxmlformats.org/drawingml/2006/wordprocessingDrawing" xmlns:wpc="http://schemas.microsoft.com/office/word/2010/wordprocessingCanvas" xmlns:wpg="http://schemas.microsoft.com/office/word/2010/wordprocessingGroup" xmlns:wpi="http://schemas.microsoft.com/office/word/2010/wordprocessingInk" xmlns:wps="http://schemas.microsoft.com/office/word/2010/wordprocessingShape" mc:Ignorable="w14 wp14">
+  <w:p>
+    <w:pPr>
+      <w:pStyle w:val="Footer"/>
+      <w:spacing w:before="0" w:after="0" w:line="240" w:lineRule="auto"/>
+      <w:jc w:val="center"/>
+    </w:pPr>
+    <w:r>
+      <w:rPr>
+        <w:rFonts w:ascii="Georgia" w:hAnsi="Georgia" w:eastAsia="Georgia" w:cs="Georgia"/>
+        <w:color w:val="8794A1"/>
+        <w:sz w:val="16"/>
+      </w:rPr>
+      <w:t>Ahmed Aziz Mhiri | Data-Driven Marketing &amp; Commercial Analytics</w:t>
+    </w:r>
+  </w:p>
+</w:ftr>
+</file>
+
+<file path=word/header1.xml><?xml version="1.0" encoding="utf-8"?>
+<w:hdr xmlns:m="http://schemas.openxmlformats.org/officeDocument/2006/math" xmlns:mc="http://schemas.openxmlformats.org/markup-compatibility/2006" xmlns:mo="http://schemas.microsoft.com/office/mac/office/2008/main" xmlns:mv="urn:schemas-microsoft-com:mac:vml" xmlns:o="urn:schemas-microsoft-com:office:office" xmlns:r="http://schemas.openxmlformats.org/officeDocument/2006/relationships" xmlns:v="urn:schemas-microsoft-com:vml" xmlns:w10="urn:schemas-microsoft-com:office:word" xmlns:w14="http://schemas.microsoft.com/office/word/2010/wordml" xmlns:w="http://schemas.openxmlformats.org/wordprocessingml/2006/main" xmlns:wne="http://schemas.microsoft.com/office/word/2006/wordml" xmlns:wp14="http://schemas.microsoft.com/office/word/2010/wordprocessingDrawing" xmlns:wp="http://schemas.openxmlformats.org/drawingml/2006/wordprocessingDrawing" xmlns:wpc="http://schemas.microsoft.com/office/word/2010/wordprocessingCanvas" xmlns:wpg="http://schemas.microsoft.com/office/word/2010/wordprocessingGroup" xmlns:wpi="http://schemas.microsoft.com/office/word/2010/wordprocessingInk" xmlns:wps="http://schemas.microsoft.com/office/word/2010/wordprocessingShape" mc:Ignorable="w14 wp14">
+  <w:p>
+    <w:pPr>
+      <w:pStyle w:val="Header"/>
+    </w:pPr>
+  </w:p>
+</w:hdr>
 </file>
 
 <file path=word/numbering.xml><?xml version="1.0" encoding="utf-8"?>
@@ -1671,12 +1519,12 @@
     <w:qFormat/>
     <w:rsid w:val="00FC693F"/>
     <w:pPr>
-      <w:spacing w:after="50" w:line="245" w:lineRule="auto"/>
+      <w:spacing w:after="0" w:line="240" w:lineRule="auto"/>
     </w:pPr>
     <w:rPr>
-      <w:rFonts w:ascii="Arial" w:hAnsi="Arial" w:eastAsia="Arial"/>
-      <w:color w:val="0D1B2F"/>
-      <w:sz w:val="17"/>
+      <w:rFonts w:ascii="Georgia" w:hAnsi="Georgia" w:eastAsia="Georgia"/>
+      <w:color w:val="1E1E1E"/>
+      <w:sz w:val="18"/>
     </w:rPr>
   </w:style>
   <w:style w:type="paragraph" w:styleId="Header">
@@ -1738,7 +1586,7 @@
       <w:outlineLvl w:val="0"/>
     </w:pPr>
     <w:rPr>
-      <w:rFonts w:asciiTheme="majorHAnsi" w:eastAsiaTheme="majorEastAsia" w:hAnsiTheme="majorHAnsi" w:cstheme="majorBidi" w:ascii="Arial" w:hAnsi="Arial" w:eastAsia="Arial"/>
+      <w:rFonts w:asciiTheme="majorHAnsi" w:eastAsiaTheme="majorEastAsia" w:hAnsiTheme="majorHAnsi" w:cstheme="majorBidi"/>
       <w:b/>
       <w:bCs/>
       <w:color w:val="365F91" w:themeColor="accent1" w:themeShade="BF"/>
@@ -1762,7 +1610,7 @@
       <w:outlineLvl w:val="1"/>
     </w:pPr>
     <w:rPr>
-      <w:rFonts w:asciiTheme="majorHAnsi" w:eastAsiaTheme="majorEastAsia" w:hAnsiTheme="majorHAnsi" w:cstheme="majorBidi" w:ascii="Arial" w:hAnsi="Arial" w:eastAsia="Arial"/>
+      <w:rFonts w:asciiTheme="majorHAnsi" w:eastAsiaTheme="majorEastAsia" w:hAnsiTheme="majorHAnsi" w:cstheme="majorBidi"/>
       <w:b/>
       <w:bCs/>
       <w:color w:val="4F81BD" w:themeColor="accent1"/>
@@ -2027,7 +1875,7 @@
       <w:contextualSpacing/>
     </w:pPr>
     <w:rPr>
-      <w:rFonts w:asciiTheme="majorHAnsi" w:eastAsiaTheme="majorEastAsia" w:hAnsiTheme="majorHAnsi" w:cstheme="majorBidi" w:ascii="Arial" w:hAnsi="Arial" w:eastAsia="Arial"/>
+      <w:rFonts w:asciiTheme="majorHAnsi" w:eastAsiaTheme="majorEastAsia" w:hAnsiTheme="majorHAnsi" w:cstheme="majorBidi"/>
       <w:color w:val="17365D" w:themeColor="text2" w:themeShade="BF"/>
       <w:spacing w:val="5"/>
       <w:kern w:val="28"/>
